--- a/Manual de uso.docx
+++ b/Manual de uso.docx
@@ -1647,11 +1647,6 @@
       <w:proofErr w:type="spellEnd"/>
     </w:p>
     <w:p>
-      <w:pPr>
-        <w:rPr>
-          <w:lang w:val="en-US"/>
-        </w:rPr>
-      </w:pPr>
       <w:r>
         <w:rPr>
           <w:b/>
@@ -1789,17 +1784,844 @@
       </w:r>
       <w:proofErr w:type="spellEnd"/>
       <w:r>
-        <w:t xml:space="preserve"> http://</w:t>
-      </w:r>
-      <w:proofErr w:type="spellStart"/>
-      <w:r>
-        <w:t>localhost:3000</w:t>
-      </w:r>
-      <w:proofErr w:type="spellEnd"/>
-      <w:r>
-        <w:t>`)*</w:t>
-      </w:r>
-    </w:p>
+        <w:t xml:space="preserve"> </w:t>
+      </w:r>
+      <w:hyperlink r:id="rId5" w:history="1">
+        <w:r>
+          <w:rPr>
+            <w:rStyle w:val="Hipervnculo"/>
+          </w:rPr>
+          <w:t>http://</w:t>
+        </w:r>
+        <w:proofErr w:type="spellStart"/>
+        <w:r>
+          <w:rPr>
+            <w:rStyle w:val="Hipervnculo"/>
+          </w:rPr>
+          <w:t>localhost:3000</w:t>
+        </w:r>
+        <w:proofErr w:type="spellEnd"/>
+        <w:r>
+          <w:rPr>
+            <w:rStyle w:val="Hipervnculo"/>
+          </w:rPr>
+          <w:t>`)*</w:t>
+        </w:r>
+      </w:hyperlink>
+    </w:p>
+    <w:p/>
+    <w:p>
+      <w:r>
+        <w:t xml:space="preserve">Aquí tienes el diccionario completo y estructurado de comandos de </w:t>
+      </w:r>
+      <w:proofErr w:type="spellStart"/>
+      <w:r>
+        <w:t>Playwright</w:t>
+      </w:r>
+      <w:proofErr w:type="spellEnd"/>
+      <w:r>
+        <w:t xml:space="preserve">. Este anexo es ideal para agregarlo al final de nuestro </w:t>
+      </w:r>
+      <w:r>
+        <w:rPr>
+          <w:b/>
+          <w:bCs/>
+        </w:rPr>
+        <w:t>Manual de Uso</w:t>
+      </w:r>
+      <w:r>
+        <w:t>, ya que servirá como una "hoja de trucos" (</w:t>
+      </w:r>
+      <w:proofErr w:type="spellStart"/>
+      <w:r>
+        <w:t>Cheat</w:t>
+      </w:r>
+      <w:proofErr w:type="spellEnd"/>
+      <w:r>
+        <w:t xml:space="preserve"> </w:t>
+      </w:r>
+      <w:proofErr w:type="spellStart"/>
+      <w:r>
+        <w:t>Sheet</w:t>
+      </w:r>
+      <w:proofErr w:type="spellEnd"/>
+      <w:r>
+        <w:t>) de cabecera para cualquier ingeniero del equipo.</w:t>
+      </w:r>
+    </w:p>
+    <w:p>
+      <w:pPr>
+        <w:rPr>
+          <w:b/>
+          <w:bCs/>
+        </w:rPr>
+      </w:pPr>
+      <w:r>
+        <w:rPr>
+          <w:b/>
+          <w:bCs/>
+        </w:rPr>
+        <w:t xml:space="preserve">Anexo: Diccionario de Comandos CLI de </w:t>
+      </w:r>
+      <w:proofErr w:type="spellStart"/>
+      <w:r>
+        <w:rPr>
+          <w:b/>
+          <w:bCs/>
+        </w:rPr>
+        <w:t>Playwright</w:t>
+      </w:r>
+      <w:proofErr w:type="spellEnd"/>
+    </w:p>
+    <w:p>
+      <w:pPr>
+        <w:rPr>
+          <w:b/>
+          <w:bCs/>
+        </w:rPr>
+      </w:pPr>
+      <w:r>
+        <w:rPr>
+          <w:b/>
+          <w:bCs/>
+        </w:rPr>
+        <w:t>1. Instalación y Mantenimiento del Entorno</w:t>
+      </w:r>
+    </w:p>
+    <w:p>
+      <w:r>
+        <w:t>Comandos utilizados al clonar el repositorio por primera vez o al actualizar versiones.</w:t>
+      </w:r>
+    </w:p>
+    <w:p>
+      <w:pPr>
+        <w:numPr>
+          <w:ilvl w:val="0"/>
+          <w:numId w:val="8"/>
+        </w:numPr>
+      </w:pPr>
+      <w:proofErr w:type="spellStart"/>
+      <w:r>
+        <w:t>npx</w:t>
+      </w:r>
+      <w:proofErr w:type="spellEnd"/>
+      <w:r>
+        <w:t xml:space="preserve"> </w:t>
+      </w:r>
+      <w:proofErr w:type="spellStart"/>
+      <w:r>
+        <w:t>playwright</w:t>
+      </w:r>
+      <w:proofErr w:type="spellEnd"/>
+      <w:r>
+        <w:t xml:space="preserve"> </w:t>
+      </w:r>
+      <w:proofErr w:type="spellStart"/>
+      <w:r>
+        <w:t>install</w:t>
+      </w:r>
+      <w:proofErr w:type="spellEnd"/>
+      <w:r>
+        <w:t xml:space="preserve"> Descarga e instala los binarios de los navegadores configurados (</w:t>
+      </w:r>
+      <w:proofErr w:type="spellStart"/>
+      <w:r>
+        <w:t>Chromium</w:t>
+      </w:r>
+      <w:proofErr w:type="spellEnd"/>
+      <w:r>
+        <w:t xml:space="preserve">, Firefox, WebKit). Obligatorio tras un </w:t>
+      </w:r>
+      <w:proofErr w:type="spellStart"/>
+      <w:r>
+        <w:t>npm</w:t>
+      </w:r>
+      <w:proofErr w:type="spellEnd"/>
+      <w:r>
+        <w:t xml:space="preserve"> </w:t>
+      </w:r>
+      <w:proofErr w:type="spellStart"/>
+      <w:r>
+        <w:t>install</w:t>
+      </w:r>
+      <w:proofErr w:type="spellEnd"/>
+      <w:r>
+        <w:t xml:space="preserve"> en un equipo nuevo.</w:t>
+      </w:r>
+    </w:p>
+    <w:p>
+      <w:pPr>
+        <w:numPr>
+          <w:ilvl w:val="0"/>
+          <w:numId w:val="8"/>
+        </w:numPr>
+      </w:pPr>
+      <w:proofErr w:type="spellStart"/>
+      <w:r>
+        <w:t>npx</w:t>
+      </w:r>
+      <w:proofErr w:type="spellEnd"/>
+      <w:r>
+        <w:t xml:space="preserve"> </w:t>
+      </w:r>
+      <w:proofErr w:type="spellStart"/>
+      <w:r>
+        <w:t>playwright</w:t>
+      </w:r>
+      <w:proofErr w:type="spellEnd"/>
+      <w:r>
+        <w:t xml:space="preserve"> </w:t>
+      </w:r>
+      <w:proofErr w:type="spellStart"/>
+      <w:r>
+        <w:t>install-deps</w:t>
+      </w:r>
+      <w:proofErr w:type="spellEnd"/>
+      <w:r>
+        <w:t xml:space="preserve"> Instala las dependencias del sistema operativo necesarias para que los navegadores funcionen. Fundamental cuando se configuran </w:t>
+      </w:r>
+      <w:r>
+        <w:rPr>
+          <w:i/>
+          <w:iCs/>
+        </w:rPr>
+        <w:t>runners</w:t>
+      </w:r>
+      <w:r>
+        <w:t xml:space="preserve"> de Linux en CI/CD.</w:t>
+      </w:r>
+    </w:p>
+    <w:p>
+      <w:pPr>
+        <w:rPr>
+          <w:b/>
+          <w:bCs/>
+        </w:rPr>
+      </w:pPr>
+      <w:r>
+        <w:rPr>
+          <w:b/>
+          <w:bCs/>
+        </w:rPr>
+        <w:t>2. Ejecución de Pruebas (Fase de Validación)</w:t>
+      </w:r>
+    </w:p>
+    <w:p>
+      <w:r>
+        <w:t>Comandos para correr la suite en modo silencioso (</w:t>
+      </w:r>
+      <w:proofErr w:type="spellStart"/>
+      <w:r>
+        <w:t>Headless</w:t>
+      </w:r>
+      <w:proofErr w:type="spellEnd"/>
+      <w:r>
+        <w:t>), ideal para la terminal diaria.</w:t>
+      </w:r>
+    </w:p>
+    <w:p>
+      <w:pPr>
+        <w:numPr>
+          <w:ilvl w:val="0"/>
+          <w:numId w:val="9"/>
+        </w:numPr>
+      </w:pPr>
+      <w:proofErr w:type="spellStart"/>
+      <w:r>
+        <w:t>npx</w:t>
+      </w:r>
+      <w:proofErr w:type="spellEnd"/>
+      <w:r>
+        <w:t xml:space="preserve"> </w:t>
+      </w:r>
+      <w:proofErr w:type="spellStart"/>
+      <w:r>
+        <w:t>playwright</w:t>
+      </w:r>
+      <w:proofErr w:type="spellEnd"/>
+      <w:r>
+        <w:t xml:space="preserve"> test Ejecuta absolutamente todas las pruebas de la carpeta configurada (</w:t>
+      </w:r>
+      <w:proofErr w:type="spellStart"/>
+      <w:r>
+        <w:t>tests</w:t>
+      </w:r>
+      <w:proofErr w:type="spellEnd"/>
+      <w:r>
+        <w:t>/) en paralelo.</w:t>
+      </w:r>
+    </w:p>
+    <w:p>
+      <w:pPr>
+        <w:numPr>
+          <w:ilvl w:val="0"/>
+          <w:numId w:val="9"/>
+        </w:numPr>
+      </w:pPr>
+      <w:proofErr w:type="spellStart"/>
+      <w:r>
+        <w:t>npx</w:t>
+      </w:r>
+      <w:proofErr w:type="spellEnd"/>
+      <w:r>
+        <w:t xml:space="preserve"> </w:t>
+      </w:r>
+      <w:proofErr w:type="spellStart"/>
+      <w:r>
+        <w:t>playwright</w:t>
+      </w:r>
+      <w:proofErr w:type="spellEnd"/>
+      <w:r>
+        <w:t xml:space="preserve"> test </w:t>
+      </w:r>
+      <w:proofErr w:type="spellStart"/>
+      <w:r>
+        <w:t>tests</w:t>
+      </w:r>
+      <w:proofErr w:type="spellEnd"/>
+      <w:r>
+        <w:t>/</w:t>
+      </w:r>
+      <w:proofErr w:type="spellStart"/>
+      <w:r>
+        <w:t>todo.spec.ts</w:t>
+      </w:r>
+      <w:proofErr w:type="spellEnd"/>
+      <w:r>
+        <w:t xml:space="preserve"> Ejecuta únicamente un archivo específico. Útil para no correr la suite entera cuando estás trabajando en un solo módulo.</w:t>
+      </w:r>
+    </w:p>
+    <w:p>
+      <w:pPr>
+        <w:numPr>
+          <w:ilvl w:val="0"/>
+          <w:numId w:val="9"/>
+        </w:numPr>
+      </w:pPr>
+      <w:proofErr w:type="spellStart"/>
+      <w:r>
+        <w:t>npx</w:t>
+      </w:r>
+      <w:proofErr w:type="spellEnd"/>
+      <w:r>
+        <w:t xml:space="preserve"> </w:t>
+      </w:r>
+      <w:proofErr w:type="spellStart"/>
+      <w:r>
+        <w:t>playwright</w:t>
+      </w:r>
+      <w:proofErr w:type="spellEnd"/>
+      <w:r>
+        <w:t xml:space="preserve"> test -g "agregar una nueva tarea" Ejecuta un test específico buscando coincidencias en su título (</w:t>
+      </w:r>
+      <w:r>
+        <w:rPr>
+          <w:i/>
+          <w:iCs/>
+        </w:rPr>
+        <w:t>grep</w:t>
+      </w:r>
+      <w:r>
+        <w:t>). Ideal para aislar una sola prueba dentro de un archivo con decenas de ellas.</w:t>
+      </w:r>
+    </w:p>
+    <w:p>
+      <w:pPr>
+        <w:numPr>
+          <w:ilvl w:val="0"/>
+          <w:numId w:val="9"/>
+        </w:numPr>
+      </w:pPr>
+      <w:proofErr w:type="spellStart"/>
+      <w:r>
+        <w:t>npx</w:t>
+      </w:r>
+      <w:proofErr w:type="spellEnd"/>
+      <w:r>
+        <w:t xml:space="preserve"> </w:t>
+      </w:r>
+      <w:proofErr w:type="spellStart"/>
+      <w:r>
+        <w:t>playwright</w:t>
+      </w:r>
+      <w:proofErr w:type="spellEnd"/>
+      <w:r>
+        <w:t xml:space="preserve"> test --</w:t>
+      </w:r>
+      <w:proofErr w:type="spellStart"/>
+      <w:r>
+        <w:t>project</w:t>
+      </w:r>
+      <w:proofErr w:type="spellEnd"/>
+      <w:r>
+        <w:t>=</w:t>
+      </w:r>
+      <w:proofErr w:type="spellStart"/>
+      <w:r>
+        <w:t>chromium</w:t>
+      </w:r>
+      <w:proofErr w:type="spellEnd"/>
+      <w:r>
+        <w:t xml:space="preserve"> Limita la ejecución a un solo navegador configurado en </w:t>
+      </w:r>
+      <w:proofErr w:type="spellStart"/>
+      <w:r>
+        <w:t>playwright.config.ts</w:t>
+      </w:r>
+      <w:proofErr w:type="spellEnd"/>
+      <w:r>
+        <w:t>.</w:t>
+      </w:r>
+    </w:p>
+    <w:p>
+      <w:pPr>
+        <w:numPr>
+          <w:ilvl w:val="0"/>
+          <w:numId w:val="9"/>
+        </w:numPr>
+      </w:pPr>
+      <w:proofErr w:type="spellStart"/>
+      <w:r>
+        <w:t>npx</w:t>
+      </w:r>
+      <w:proofErr w:type="spellEnd"/>
+      <w:r>
+        <w:t xml:space="preserve"> </w:t>
+      </w:r>
+      <w:proofErr w:type="spellStart"/>
+      <w:r>
+        <w:t>playwright</w:t>
+      </w:r>
+      <w:proofErr w:type="spellEnd"/>
+      <w:r>
+        <w:t xml:space="preserve"> test --</w:t>
+      </w:r>
+      <w:proofErr w:type="spellStart"/>
+      <w:r>
+        <w:t>workers</w:t>
+      </w:r>
+      <w:proofErr w:type="spellEnd"/>
+      <w:r>
+        <w:t>=1 Fuerza la ejecución secuencial (uno por uno) en lugar de paralela. Muy útil si tienes problemas de colisión de datos entre pruebas.</w:t>
+      </w:r>
+    </w:p>
+    <w:p>
+      <w:pPr>
+        <w:rPr>
+          <w:b/>
+          <w:bCs/>
+        </w:rPr>
+      </w:pPr>
+      <w:r>
+        <w:rPr>
+          <w:b/>
+          <w:bCs/>
+        </w:rPr>
+        <w:t>3. Pruebas de Estrés y Estabilidad (Anti-</w:t>
+      </w:r>
+      <w:proofErr w:type="spellStart"/>
+      <w:r>
+        <w:rPr>
+          <w:b/>
+          <w:bCs/>
+        </w:rPr>
+        <w:t>Flakiness</w:t>
+      </w:r>
+      <w:proofErr w:type="spellEnd"/>
+      <w:r>
+        <w:rPr>
+          <w:b/>
+          <w:bCs/>
+        </w:rPr>
+        <w:t>)</w:t>
+      </w:r>
+    </w:p>
+    <w:p>
+      <w:r>
+        <w:t>Comandos obligatorios antes de aprobar un Pull Request para asegurar que el código es robusto.</w:t>
+      </w:r>
+    </w:p>
+    <w:p>
+      <w:pPr>
+        <w:numPr>
+          <w:ilvl w:val="0"/>
+          <w:numId w:val="10"/>
+        </w:numPr>
+      </w:pPr>
+      <w:proofErr w:type="spellStart"/>
+      <w:r>
+        <w:t>npx</w:t>
+      </w:r>
+      <w:proofErr w:type="spellEnd"/>
+      <w:r>
+        <w:t xml:space="preserve"> </w:t>
+      </w:r>
+      <w:proofErr w:type="spellStart"/>
+      <w:r>
+        <w:t>playwright</w:t>
+      </w:r>
+      <w:proofErr w:type="spellEnd"/>
+      <w:r>
+        <w:t xml:space="preserve"> test --</w:t>
+      </w:r>
+      <w:proofErr w:type="spellStart"/>
+      <w:r>
+        <w:t>repeat-each</w:t>
+      </w:r>
+      <w:proofErr w:type="spellEnd"/>
+      <w:r>
+        <w:t>=5 Ejecuta la misma prueba 5 veces seguidas. Si pasa 4 veces y falla 1, expone un problema de sincronización (</w:t>
+      </w:r>
+      <w:proofErr w:type="spellStart"/>
+      <w:r>
+        <w:t>flaky</w:t>
+      </w:r>
+      <w:proofErr w:type="spellEnd"/>
+      <w:r>
+        <w:t xml:space="preserve"> test) que debe arreglarse antes de subir el código.</w:t>
+      </w:r>
+    </w:p>
+    <w:p>
+      <w:pPr>
+        <w:numPr>
+          <w:ilvl w:val="0"/>
+          <w:numId w:val="10"/>
+        </w:numPr>
+      </w:pPr>
+      <w:proofErr w:type="spellStart"/>
+      <w:r>
+        <w:lastRenderedPageBreak/>
+        <w:t>npx</w:t>
+      </w:r>
+      <w:proofErr w:type="spellEnd"/>
+      <w:r>
+        <w:t xml:space="preserve"> </w:t>
+      </w:r>
+      <w:proofErr w:type="spellStart"/>
+      <w:r>
+        <w:t>playwright</w:t>
+      </w:r>
+      <w:proofErr w:type="spellEnd"/>
+      <w:r>
+        <w:t xml:space="preserve"> test --</w:t>
+      </w:r>
+      <w:proofErr w:type="spellStart"/>
+      <w:r>
+        <w:t>retries</w:t>
+      </w:r>
+      <w:proofErr w:type="spellEnd"/>
+      <w:r>
+        <w:t>=2 Le indica al motor que si un test falla, vuelva a intentarlo hasta 2 veces más antes de declararlo fallido definitivamente. (En nuestra arquitectura, lo tenemos configurado por defecto solo para el pipeline CI).</w:t>
+      </w:r>
+    </w:p>
+    <w:p>
+      <w:pPr>
+        <w:rPr>
+          <w:b/>
+          <w:bCs/>
+        </w:rPr>
+      </w:pPr>
+      <w:r>
+        <w:rPr>
+          <w:b/>
+          <w:bCs/>
+        </w:rPr>
+        <w:t xml:space="preserve">4. Autoría, Diagnóstico y </w:t>
+      </w:r>
+      <w:proofErr w:type="spellStart"/>
+      <w:r>
+        <w:rPr>
+          <w:b/>
+          <w:bCs/>
+        </w:rPr>
+        <w:t>Debugging</w:t>
+      </w:r>
+      <w:proofErr w:type="spellEnd"/>
+    </w:p>
+    <w:p>
+      <w:r>
+        <w:t>Herramientas visuales e interactivas para entender qué hace el código o por qué falla.</w:t>
+      </w:r>
+    </w:p>
+    <w:p>
+      <w:pPr>
+        <w:numPr>
+          <w:ilvl w:val="0"/>
+          <w:numId w:val="11"/>
+        </w:numPr>
+      </w:pPr>
+      <w:proofErr w:type="spellStart"/>
+      <w:r>
+        <w:t>npx</w:t>
+      </w:r>
+      <w:proofErr w:type="spellEnd"/>
+      <w:r>
+        <w:t xml:space="preserve"> </w:t>
+      </w:r>
+      <w:proofErr w:type="spellStart"/>
+      <w:r>
+        <w:t>playwright</w:t>
+      </w:r>
+      <w:proofErr w:type="spellEnd"/>
+      <w:r>
+        <w:t xml:space="preserve"> </w:t>
+      </w:r>
+      <w:proofErr w:type="spellStart"/>
+      <w:r>
+        <w:t>codegen</w:t>
+      </w:r>
+      <w:proofErr w:type="spellEnd"/>
+      <w:r>
+        <w:t xml:space="preserve"> Abre un navegador y graba tus clics y tipeos, generando código </w:t>
+      </w:r>
+      <w:proofErr w:type="spellStart"/>
+      <w:r>
+        <w:t>Playwright</w:t>
+      </w:r>
+      <w:proofErr w:type="spellEnd"/>
+      <w:r>
+        <w:t xml:space="preserve"> automáticamente en el Inspector. Excelente plan de contingencia para mapear componentes web complejos.</w:t>
+      </w:r>
+    </w:p>
+    <w:p>
+      <w:pPr>
+        <w:numPr>
+          <w:ilvl w:val="0"/>
+          <w:numId w:val="11"/>
+        </w:numPr>
+      </w:pPr>
+      <w:proofErr w:type="spellStart"/>
+      <w:r>
+        <w:t>npx</w:t>
+      </w:r>
+      <w:proofErr w:type="spellEnd"/>
+      <w:r>
+        <w:t xml:space="preserve"> </w:t>
+      </w:r>
+      <w:proofErr w:type="spellStart"/>
+      <w:r>
+        <w:t>playwright</w:t>
+      </w:r>
+      <w:proofErr w:type="spellEnd"/>
+      <w:r>
+        <w:t xml:space="preserve"> test --</w:t>
+      </w:r>
+      <w:proofErr w:type="spellStart"/>
+      <w:r>
+        <w:t>headed</w:t>
+      </w:r>
+      <w:proofErr w:type="spellEnd"/>
+      <w:r>
+        <w:t xml:space="preserve"> Enciende la interfaz del navegador. Permite ver físicamente cómo se ejecuta la automatización (útil para presentaciones o comprobaciones rápidas humanas).</w:t>
+      </w:r>
+    </w:p>
+    <w:p>
+      <w:pPr>
+        <w:numPr>
+          <w:ilvl w:val="0"/>
+          <w:numId w:val="11"/>
+        </w:numPr>
+      </w:pPr>
+      <w:proofErr w:type="spellStart"/>
+      <w:r>
+        <w:t>npx</w:t>
+      </w:r>
+      <w:proofErr w:type="spellEnd"/>
+      <w:r>
+        <w:t xml:space="preserve"> </w:t>
+      </w:r>
+      <w:proofErr w:type="spellStart"/>
+      <w:r>
+        <w:t>playwright</w:t>
+      </w:r>
+      <w:proofErr w:type="spellEnd"/>
+      <w:r>
+        <w:t xml:space="preserve"> test --</w:t>
+      </w:r>
+      <w:proofErr w:type="spellStart"/>
+      <w:r>
+        <w:t>debug</w:t>
+      </w:r>
+      <w:proofErr w:type="spellEnd"/>
+      <w:r>
+        <w:t xml:space="preserve"> Abre el navegador y el Inspector de </w:t>
+      </w:r>
+      <w:proofErr w:type="spellStart"/>
+      <w:r>
+        <w:t>Playwright</w:t>
+      </w:r>
+      <w:proofErr w:type="spellEnd"/>
+      <w:r>
+        <w:t>. Pausa la ejecución en la primera línea y te permite avanzar paso a paso (Step-</w:t>
+      </w:r>
+      <w:proofErr w:type="spellStart"/>
+      <w:r>
+        <w:t>over</w:t>
+      </w:r>
+      <w:proofErr w:type="spellEnd"/>
+      <w:r>
+        <w:t>) para encontrar el milisegundo exacto donde falla un localizador.</w:t>
+      </w:r>
+    </w:p>
+    <w:p>
+      <w:pPr>
+        <w:numPr>
+          <w:ilvl w:val="0"/>
+          <w:numId w:val="11"/>
+        </w:numPr>
+      </w:pPr>
+      <w:proofErr w:type="spellStart"/>
+      <w:r>
+        <w:t>npx</w:t>
+      </w:r>
+      <w:proofErr w:type="spellEnd"/>
+      <w:r>
+        <w:t xml:space="preserve"> </w:t>
+      </w:r>
+      <w:proofErr w:type="spellStart"/>
+      <w:r>
+        <w:t>playwright</w:t>
+      </w:r>
+      <w:proofErr w:type="spellEnd"/>
+      <w:r>
+        <w:t xml:space="preserve"> test --</w:t>
+      </w:r>
+      <w:proofErr w:type="spellStart"/>
+      <w:r>
+        <w:t>ui</w:t>
+      </w:r>
+      <w:proofErr w:type="spellEnd"/>
+      <w:r>
+        <w:t xml:space="preserve"> Lanza el </w:t>
+      </w:r>
+      <w:r>
+        <w:rPr>
+          <w:b/>
+          <w:bCs/>
+        </w:rPr>
+        <w:t>Modo UI</w:t>
+      </w:r>
+      <w:r>
+        <w:t xml:space="preserve">, el entorno de desarrollo definitivo. Una interfaz web interactiva donde puedes ver todos tus </w:t>
+      </w:r>
+      <w:proofErr w:type="spellStart"/>
+      <w:r>
+        <w:t>tests</w:t>
+      </w:r>
+      <w:proofErr w:type="spellEnd"/>
+      <w:r>
+        <w:t>, ejecutarlos visualmente, viajar en la línea de tiempo (Time Travel), inspeccionar la red y ver el DOM en vivo.</w:t>
+      </w:r>
+    </w:p>
+    <w:p>
+      <w:pPr>
+        <w:rPr>
+          <w:b/>
+          <w:bCs/>
+        </w:rPr>
+      </w:pPr>
+      <w:r>
+        <w:rPr>
+          <w:b/>
+          <w:bCs/>
+        </w:rPr>
+        <w:t>5. Gestión de Evidencia Forense</w:t>
+      </w:r>
+    </w:p>
+    <w:p>
+      <w:r>
+        <w:t>Comandos para consumir los artefactos generados tras una rotura o finalización.</w:t>
+      </w:r>
+    </w:p>
+    <w:p>
+      <w:pPr>
+        <w:numPr>
+          <w:ilvl w:val="0"/>
+          <w:numId w:val="12"/>
+        </w:numPr>
+      </w:pPr>
+      <w:proofErr w:type="spellStart"/>
+      <w:r>
+        <w:t>npx</w:t>
+      </w:r>
+      <w:proofErr w:type="spellEnd"/>
+      <w:r>
+        <w:t xml:space="preserve"> </w:t>
+      </w:r>
+      <w:proofErr w:type="spellStart"/>
+      <w:r>
+        <w:t>playwright</w:t>
+      </w:r>
+      <w:proofErr w:type="spellEnd"/>
+      <w:r>
+        <w:t xml:space="preserve"> show-</w:t>
+      </w:r>
+      <w:proofErr w:type="spellStart"/>
+      <w:r>
+        <w:t>report</w:t>
+      </w:r>
+      <w:proofErr w:type="spellEnd"/>
+      <w:r>
+        <w:t xml:space="preserve"> Levanta un servidor web local para visualizar el reporte HTML generado en la última corrida (esté en verde o en rojo).</w:t>
+      </w:r>
+    </w:p>
+    <w:p>
+      <w:pPr>
+        <w:numPr>
+          <w:ilvl w:val="0"/>
+          <w:numId w:val="12"/>
+        </w:numPr>
+      </w:pPr>
+      <w:proofErr w:type="spellStart"/>
+      <w:r>
+        <w:t>npx</w:t>
+      </w:r>
+      <w:proofErr w:type="spellEnd"/>
+      <w:r>
+        <w:t xml:space="preserve"> </w:t>
+      </w:r>
+      <w:proofErr w:type="spellStart"/>
+      <w:r>
+        <w:t>playwright</w:t>
+      </w:r>
+      <w:proofErr w:type="spellEnd"/>
+      <w:r>
+        <w:t xml:space="preserve"> show-trace </w:t>
+      </w:r>
+      <w:proofErr w:type="spellStart"/>
+      <w:r>
+        <w:t>path</w:t>
+      </w:r>
+      <w:proofErr w:type="spellEnd"/>
+      <w:r>
+        <w:t>/</w:t>
+      </w:r>
+      <w:proofErr w:type="spellStart"/>
+      <w:r>
+        <w:t>to</w:t>
+      </w:r>
+      <w:proofErr w:type="spellEnd"/>
+      <w:r>
+        <w:t>/</w:t>
+      </w:r>
+      <w:proofErr w:type="spellStart"/>
+      <w:r>
+        <w:t>trace.zip</w:t>
+      </w:r>
+      <w:proofErr w:type="spellEnd"/>
+      <w:r>
+        <w:t xml:space="preserve"> Abre el visor forense interactivo (Trace </w:t>
+      </w:r>
+      <w:proofErr w:type="spellStart"/>
+      <w:r>
+        <w:t>Viewer</w:t>
+      </w:r>
+      <w:proofErr w:type="spellEnd"/>
+      <w:r>
+        <w:t>) de un archivo .zip descargado. Fundamental para diagnosticar errores ocurridos en la nube (CI/CD) directamente en tu equipo local, sin tener que reproducir el error.</w:t>
+      </w:r>
+    </w:p>
+    <w:p/>
     <w:sectPr>
       <w:pgSz w:w="11906" w:h="16838"/>
       <w:pgMar w:top="1417" w:right="1701" w:bottom="1417" w:left="1701" w:header="708" w:footer="708" w:gutter="0"/>
@@ -2260,6 +3082,453 @@
     </w:lvl>
   </w:abstractNum>
   <w:abstractNum w:abstractNumId="3" w15:restartNumberingAfterBreak="0">
+    <w:nsid w:val="315373B5"/>
+    <w:multiLevelType w:val="multilevel"/>
+    <w:tmpl w:val="53B8429E"/>
+    <w:lvl w:ilvl="0">
+      <w:start w:val="1"/>
+      <w:numFmt w:val="bullet"/>
+      <w:lvlText w:val=""/>
+      <w:lvlJc w:val="left"/>
+      <w:pPr>
+        <w:tabs>
+          <w:tab w:val="num" w:pos="720"/>
+        </w:tabs>
+        <w:ind w:left="720" w:hanging="360"/>
+      </w:pPr>
+      <w:rPr>
+        <w:rFonts w:ascii="Symbol" w:hAnsi="Symbol" w:hint="default"/>
+        <w:sz w:val="20"/>
+      </w:rPr>
+    </w:lvl>
+    <w:lvl w:ilvl="1" w:tentative="1">
+      <w:start w:val="1"/>
+      <w:numFmt w:val="bullet"/>
+      <w:lvlText w:val="o"/>
+      <w:lvlJc w:val="left"/>
+      <w:pPr>
+        <w:tabs>
+          <w:tab w:val="num" w:pos="1440"/>
+        </w:tabs>
+        <w:ind w:left="1440" w:hanging="360"/>
+      </w:pPr>
+      <w:rPr>
+        <w:rFonts w:ascii="Courier New" w:hAnsi="Courier New" w:hint="default"/>
+        <w:sz w:val="20"/>
+      </w:rPr>
+    </w:lvl>
+    <w:lvl w:ilvl="2" w:tentative="1">
+      <w:start w:val="1"/>
+      <w:numFmt w:val="bullet"/>
+      <w:lvlText w:val=""/>
+      <w:lvlJc w:val="left"/>
+      <w:pPr>
+        <w:tabs>
+          <w:tab w:val="num" w:pos="2160"/>
+        </w:tabs>
+        <w:ind w:left="2160" w:hanging="360"/>
+      </w:pPr>
+      <w:rPr>
+        <w:rFonts w:ascii="Wingdings" w:hAnsi="Wingdings" w:hint="default"/>
+        <w:sz w:val="20"/>
+      </w:rPr>
+    </w:lvl>
+    <w:lvl w:ilvl="3" w:tentative="1">
+      <w:start w:val="1"/>
+      <w:numFmt w:val="bullet"/>
+      <w:lvlText w:val=""/>
+      <w:lvlJc w:val="left"/>
+      <w:pPr>
+        <w:tabs>
+          <w:tab w:val="num" w:pos="2880"/>
+        </w:tabs>
+        <w:ind w:left="2880" w:hanging="360"/>
+      </w:pPr>
+      <w:rPr>
+        <w:rFonts w:ascii="Wingdings" w:hAnsi="Wingdings" w:hint="default"/>
+        <w:sz w:val="20"/>
+      </w:rPr>
+    </w:lvl>
+    <w:lvl w:ilvl="4" w:tentative="1">
+      <w:start w:val="1"/>
+      <w:numFmt w:val="bullet"/>
+      <w:lvlText w:val=""/>
+      <w:lvlJc w:val="left"/>
+      <w:pPr>
+        <w:tabs>
+          <w:tab w:val="num" w:pos="3600"/>
+        </w:tabs>
+        <w:ind w:left="3600" w:hanging="360"/>
+      </w:pPr>
+      <w:rPr>
+        <w:rFonts w:ascii="Wingdings" w:hAnsi="Wingdings" w:hint="default"/>
+        <w:sz w:val="20"/>
+      </w:rPr>
+    </w:lvl>
+    <w:lvl w:ilvl="5" w:tentative="1">
+      <w:start w:val="1"/>
+      <w:numFmt w:val="bullet"/>
+      <w:lvlText w:val=""/>
+      <w:lvlJc w:val="left"/>
+      <w:pPr>
+        <w:tabs>
+          <w:tab w:val="num" w:pos="4320"/>
+        </w:tabs>
+        <w:ind w:left="4320" w:hanging="360"/>
+      </w:pPr>
+      <w:rPr>
+        <w:rFonts w:ascii="Wingdings" w:hAnsi="Wingdings" w:hint="default"/>
+        <w:sz w:val="20"/>
+      </w:rPr>
+    </w:lvl>
+    <w:lvl w:ilvl="6" w:tentative="1">
+      <w:start w:val="1"/>
+      <w:numFmt w:val="bullet"/>
+      <w:lvlText w:val=""/>
+      <w:lvlJc w:val="left"/>
+      <w:pPr>
+        <w:tabs>
+          <w:tab w:val="num" w:pos="5040"/>
+        </w:tabs>
+        <w:ind w:left="5040" w:hanging="360"/>
+      </w:pPr>
+      <w:rPr>
+        <w:rFonts w:ascii="Wingdings" w:hAnsi="Wingdings" w:hint="default"/>
+        <w:sz w:val="20"/>
+      </w:rPr>
+    </w:lvl>
+    <w:lvl w:ilvl="7" w:tentative="1">
+      <w:start w:val="1"/>
+      <w:numFmt w:val="bullet"/>
+      <w:lvlText w:val=""/>
+      <w:lvlJc w:val="left"/>
+      <w:pPr>
+        <w:tabs>
+          <w:tab w:val="num" w:pos="5760"/>
+        </w:tabs>
+        <w:ind w:left="5760" w:hanging="360"/>
+      </w:pPr>
+      <w:rPr>
+        <w:rFonts w:ascii="Wingdings" w:hAnsi="Wingdings" w:hint="default"/>
+        <w:sz w:val="20"/>
+      </w:rPr>
+    </w:lvl>
+    <w:lvl w:ilvl="8" w:tentative="1">
+      <w:start w:val="1"/>
+      <w:numFmt w:val="bullet"/>
+      <w:lvlText w:val=""/>
+      <w:lvlJc w:val="left"/>
+      <w:pPr>
+        <w:tabs>
+          <w:tab w:val="num" w:pos="6480"/>
+        </w:tabs>
+        <w:ind w:left="6480" w:hanging="360"/>
+      </w:pPr>
+      <w:rPr>
+        <w:rFonts w:ascii="Wingdings" w:hAnsi="Wingdings" w:hint="default"/>
+        <w:sz w:val="20"/>
+      </w:rPr>
+    </w:lvl>
+  </w:abstractNum>
+  <w:abstractNum w:abstractNumId="4" w15:restartNumberingAfterBreak="0">
+    <w:nsid w:val="388F157B"/>
+    <w:multiLevelType w:val="multilevel"/>
+    <w:tmpl w:val="ACD64274"/>
+    <w:lvl w:ilvl="0">
+      <w:start w:val="1"/>
+      <w:numFmt w:val="bullet"/>
+      <w:lvlText w:val=""/>
+      <w:lvlJc w:val="left"/>
+      <w:pPr>
+        <w:tabs>
+          <w:tab w:val="num" w:pos="720"/>
+        </w:tabs>
+        <w:ind w:left="720" w:hanging="360"/>
+      </w:pPr>
+      <w:rPr>
+        <w:rFonts w:ascii="Symbol" w:hAnsi="Symbol" w:hint="default"/>
+        <w:sz w:val="20"/>
+      </w:rPr>
+    </w:lvl>
+    <w:lvl w:ilvl="1" w:tentative="1">
+      <w:start w:val="1"/>
+      <w:numFmt w:val="bullet"/>
+      <w:lvlText w:val="o"/>
+      <w:lvlJc w:val="left"/>
+      <w:pPr>
+        <w:tabs>
+          <w:tab w:val="num" w:pos="1440"/>
+        </w:tabs>
+        <w:ind w:left="1440" w:hanging="360"/>
+      </w:pPr>
+      <w:rPr>
+        <w:rFonts w:ascii="Courier New" w:hAnsi="Courier New" w:hint="default"/>
+        <w:sz w:val="20"/>
+      </w:rPr>
+    </w:lvl>
+    <w:lvl w:ilvl="2" w:tentative="1">
+      <w:start w:val="1"/>
+      <w:numFmt w:val="bullet"/>
+      <w:lvlText w:val=""/>
+      <w:lvlJc w:val="left"/>
+      <w:pPr>
+        <w:tabs>
+          <w:tab w:val="num" w:pos="2160"/>
+        </w:tabs>
+        <w:ind w:left="2160" w:hanging="360"/>
+      </w:pPr>
+      <w:rPr>
+        <w:rFonts w:ascii="Wingdings" w:hAnsi="Wingdings" w:hint="default"/>
+        <w:sz w:val="20"/>
+      </w:rPr>
+    </w:lvl>
+    <w:lvl w:ilvl="3" w:tentative="1">
+      <w:start w:val="1"/>
+      <w:numFmt w:val="bullet"/>
+      <w:lvlText w:val=""/>
+      <w:lvlJc w:val="left"/>
+      <w:pPr>
+        <w:tabs>
+          <w:tab w:val="num" w:pos="2880"/>
+        </w:tabs>
+        <w:ind w:left="2880" w:hanging="360"/>
+      </w:pPr>
+      <w:rPr>
+        <w:rFonts w:ascii="Wingdings" w:hAnsi="Wingdings" w:hint="default"/>
+        <w:sz w:val="20"/>
+      </w:rPr>
+    </w:lvl>
+    <w:lvl w:ilvl="4" w:tentative="1">
+      <w:start w:val="1"/>
+      <w:numFmt w:val="bullet"/>
+      <w:lvlText w:val=""/>
+      <w:lvlJc w:val="left"/>
+      <w:pPr>
+        <w:tabs>
+          <w:tab w:val="num" w:pos="3600"/>
+        </w:tabs>
+        <w:ind w:left="3600" w:hanging="360"/>
+      </w:pPr>
+      <w:rPr>
+        <w:rFonts w:ascii="Wingdings" w:hAnsi="Wingdings" w:hint="default"/>
+        <w:sz w:val="20"/>
+      </w:rPr>
+    </w:lvl>
+    <w:lvl w:ilvl="5" w:tentative="1">
+      <w:start w:val="1"/>
+      <w:numFmt w:val="bullet"/>
+      <w:lvlText w:val=""/>
+      <w:lvlJc w:val="left"/>
+      <w:pPr>
+        <w:tabs>
+          <w:tab w:val="num" w:pos="4320"/>
+        </w:tabs>
+        <w:ind w:left="4320" w:hanging="360"/>
+      </w:pPr>
+      <w:rPr>
+        <w:rFonts w:ascii="Wingdings" w:hAnsi="Wingdings" w:hint="default"/>
+        <w:sz w:val="20"/>
+      </w:rPr>
+    </w:lvl>
+    <w:lvl w:ilvl="6" w:tentative="1">
+      <w:start w:val="1"/>
+      <w:numFmt w:val="bullet"/>
+      <w:lvlText w:val=""/>
+      <w:lvlJc w:val="left"/>
+      <w:pPr>
+        <w:tabs>
+          <w:tab w:val="num" w:pos="5040"/>
+        </w:tabs>
+        <w:ind w:left="5040" w:hanging="360"/>
+      </w:pPr>
+      <w:rPr>
+        <w:rFonts w:ascii="Wingdings" w:hAnsi="Wingdings" w:hint="default"/>
+        <w:sz w:val="20"/>
+      </w:rPr>
+    </w:lvl>
+    <w:lvl w:ilvl="7" w:tentative="1">
+      <w:start w:val="1"/>
+      <w:numFmt w:val="bullet"/>
+      <w:lvlText w:val=""/>
+      <w:lvlJc w:val="left"/>
+      <w:pPr>
+        <w:tabs>
+          <w:tab w:val="num" w:pos="5760"/>
+        </w:tabs>
+        <w:ind w:left="5760" w:hanging="360"/>
+      </w:pPr>
+      <w:rPr>
+        <w:rFonts w:ascii="Wingdings" w:hAnsi="Wingdings" w:hint="default"/>
+        <w:sz w:val="20"/>
+      </w:rPr>
+    </w:lvl>
+    <w:lvl w:ilvl="8" w:tentative="1">
+      <w:start w:val="1"/>
+      <w:numFmt w:val="bullet"/>
+      <w:lvlText w:val=""/>
+      <w:lvlJc w:val="left"/>
+      <w:pPr>
+        <w:tabs>
+          <w:tab w:val="num" w:pos="6480"/>
+        </w:tabs>
+        <w:ind w:left="6480" w:hanging="360"/>
+      </w:pPr>
+      <w:rPr>
+        <w:rFonts w:ascii="Wingdings" w:hAnsi="Wingdings" w:hint="default"/>
+        <w:sz w:val="20"/>
+      </w:rPr>
+    </w:lvl>
+  </w:abstractNum>
+  <w:abstractNum w:abstractNumId="5" w15:restartNumberingAfterBreak="0">
+    <w:nsid w:val="3AA17E15"/>
+    <w:multiLevelType w:val="multilevel"/>
+    <w:tmpl w:val="9B20A57C"/>
+    <w:lvl w:ilvl="0">
+      <w:start w:val="1"/>
+      <w:numFmt w:val="bullet"/>
+      <w:lvlText w:val=""/>
+      <w:lvlJc w:val="left"/>
+      <w:pPr>
+        <w:tabs>
+          <w:tab w:val="num" w:pos="720"/>
+        </w:tabs>
+        <w:ind w:left="720" w:hanging="360"/>
+      </w:pPr>
+      <w:rPr>
+        <w:rFonts w:ascii="Symbol" w:hAnsi="Symbol" w:hint="default"/>
+        <w:sz w:val="20"/>
+      </w:rPr>
+    </w:lvl>
+    <w:lvl w:ilvl="1" w:tentative="1">
+      <w:start w:val="1"/>
+      <w:numFmt w:val="bullet"/>
+      <w:lvlText w:val="o"/>
+      <w:lvlJc w:val="left"/>
+      <w:pPr>
+        <w:tabs>
+          <w:tab w:val="num" w:pos="1440"/>
+        </w:tabs>
+        <w:ind w:left="1440" w:hanging="360"/>
+      </w:pPr>
+      <w:rPr>
+        <w:rFonts w:ascii="Courier New" w:hAnsi="Courier New" w:hint="default"/>
+        <w:sz w:val="20"/>
+      </w:rPr>
+    </w:lvl>
+    <w:lvl w:ilvl="2" w:tentative="1">
+      <w:start w:val="1"/>
+      <w:numFmt w:val="bullet"/>
+      <w:lvlText w:val=""/>
+      <w:lvlJc w:val="left"/>
+      <w:pPr>
+        <w:tabs>
+          <w:tab w:val="num" w:pos="2160"/>
+        </w:tabs>
+        <w:ind w:left="2160" w:hanging="360"/>
+      </w:pPr>
+      <w:rPr>
+        <w:rFonts w:ascii="Wingdings" w:hAnsi="Wingdings" w:hint="default"/>
+        <w:sz w:val="20"/>
+      </w:rPr>
+    </w:lvl>
+    <w:lvl w:ilvl="3" w:tentative="1">
+      <w:start w:val="1"/>
+      <w:numFmt w:val="bullet"/>
+      <w:lvlText w:val=""/>
+      <w:lvlJc w:val="left"/>
+      <w:pPr>
+        <w:tabs>
+          <w:tab w:val="num" w:pos="2880"/>
+        </w:tabs>
+        <w:ind w:left="2880" w:hanging="360"/>
+      </w:pPr>
+      <w:rPr>
+        <w:rFonts w:ascii="Wingdings" w:hAnsi="Wingdings" w:hint="default"/>
+        <w:sz w:val="20"/>
+      </w:rPr>
+    </w:lvl>
+    <w:lvl w:ilvl="4" w:tentative="1">
+      <w:start w:val="1"/>
+      <w:numFmt w:val="bullet"/>
+      <w:lvlText w:val=""/>
+      <w:lvlJc w:val="left"/>
+      <w:pPr>
+        <w:tabs>
+          <w:tab w:val="num" w:pos="3600"/>
+        </w:tabs>
+        <w:ind w:left="3600" w:hanging="360"/>
+      </w:pPr>
+      <w:rPr>
+        <w:rFonts w:ascii="Wingdings" w:hAnsi="Wingdings" w:hint="default"/>
+        <w:sz w:val="20"/>
+      </w:rPr>
+    </w:lvl>
+    <w:lvl w:ilvl="5" w:tentative="1">
+      <w:start w:val="1"/>
+      <w:numFmt w:val="bullet"/>
+      <w:lvlText w:val=""/>
+      <w:lvlJc w:val="left"/>
+      <w:pPr>
+        <w:tabs>
+          <w:tab w:val="num" w:pos="4320"/>
+        </w:tabs>
+        <w:ind w:left="4320" w:hanging="360"/>
+      </w:pPr>
+      <w:rPr>
+        <w:rFonts w:ascii="Wingdings" w:hAnsi="Wingdings" w:hint="default"/>
+        <w:sz w:val="20"/>
+      </w:rPr>
+    </w:lvl>
+    <w:lvl w:ilvl="6" w:tentative="1">
+      <w:start w:val="1"/>
+      <w:numFmt w:val="bullet"/>
+      <w:lvlText w:val=""/>
+      <w:lvlJc w:val="left"/>
+      <w:pPr>
+        <w:tabs>
+          <w:tab w:val="num" w:pos="5040"/>
+        </w:tabs>
+        <w:ind w:left="5040" w:hanging="360"/>
+      </w:pPr>
+      <w:rPr>
+        <w:rFonts w:ascii="Wingdings" w:hAnsi="Wingdings" w:hint="default"/>
+        <w:sz w:val="20"/>
+      </w:rPr>
+    </w:lvl>
+    <w:lvl w:ilvl="7" w:tentative="1">
+      <w:start w:val="1"/>
+      <w:numFmt w:val="bullet"/>
+      <w:lvlText w:val=""/>
+      <w:lvlJc w:val="left"/>
+      <w:pPr>
+        <w:tabs>
+          <w:tab w:val="num" w:pos="5760"/>
+        </w:tabs>
+        <w:ind w:left="5760" w:hanging="360"/>
+      </w:pPr>
+      <w:rPr>
+        <w:rFonts w:ascii="Wingdings" w:hAnsi="Wingdings" w:hint="default"/>
+        <w:sz w:val="20"/>
+      </w:rPr>
+    </w:lvl>
+    <w:lvl w:ilvl="8" w:tentative="1">
+      <w:start w:val="1"/>
+      <w:numFmt w:val="bullet"/>
+      <w:lvlText w:val=""/>
+      <w:lvlJc w:val="left"/>
+      <w:pPr>
+        <w:tabs>
+          <w:tab w:val="num" w:pos="6480"/>
+        </w:tabs>
+        <w:ind w:left="6480" w:hanging="360"/>
+      </w:pPr>
+      <w:rPr>
+        <w:rFonts w:ascii="Wingdings" w:hAnsi="Wingdings" w:hint="default"/>
+        <w:sz w:val="20"/>
+      </w:rPr>
+    </w:lvl>
+  </w:abstractNum>
+  <w:abstractNum w:abstractNumId="6" w15:restartNumberingAfterBreak="0">
     <w:nsid w:val="5E2A361C"/>
     <w:multiLevelType w:val="multilevel"/>
     <w:tmpl w:val="FFD41F12"/>
@@ -2408,7 +3677,7 @@
       </w:rPr>
     </w:lvl>
   </w:abstractNum>
-  <w:abstractNum w:abstractNumId="4" w15:restartNumberingAfterBreak="0">
+  <w:abstractNum w:abstractNumId="7" w15:restartNumberingAfterBreak="0">
     <w:nsid w:val="5FAD2DD1"/>
     <w:multiLevelType w:val="multilevel"/>
     <w:tmpl w:val="F2149D6E"/>
@@ -2557,7 +3826,7 @@
       </w:rPr>
     </w:lvl>
   </w:abstractNum>
-  <w:abstractNum w:abstractNumId="5" w15:restartNumberingAfterBreak="0">
+  <w:abstractNum w:abstractNumId="8" w15:restartNumberingAfterBreak="0">
     <w:nsid w:val="679620B2"/>
     <w:multiLevelType w:val="multilevel"/>
     <w:tmpl w:val="EF2E42AA"/>
@@ -2706,7 +3975,7 @@
       </w:rPr>
     </w:lvl>
   </w:abstractNum>
-  <w:abstractNum w:abstractNumId="6" w15:restartNumberingAfterBreak="0">
+  <w:abstractNum w:abstractNumId="9" w15:restartNumberingAfterBreak="0">
     <w:nsid w:val="68E43B61"/>
     <w:multiLevelType w:val="multilevel"/>
     <w:tmpl w:val="6584E31A"/>
@@ -2855,8 +4124,306 @@
       </w:rPr>
     </w:lvl>
   </w:abstractNum>
+  <w:abstractNum w:abstractNumId="10" w15:restartNumberingAfterBreak="0">
+    <w:nsid w:val="703E4580"/>
+    <w:multiLevelType w:val="multilevel"/>
+    <w:tmpl w:val="240EA6BE"/>
+    <w:lvl w:ilvl="0">
+      <w:start w:val="1"/>
+      <w:numFmt w:val="bullet"/>
+      <w:lvlText w:val=""/>
+      <w:lvlJc w:val="left"/>
+      <w:pPr>
+        <w:tabs>
+          <w:tab w:val="num" w:pos="720"/>
+        </w:tabs>
+        <w:ind w:left="720" w:hanging="360"/>
+      </w:pPr>
+      <w:rPr>
+        <w:rFonts w:ascii="Symbol" w:hAnsi="Symbol" w:hint="default"/>
+        <w:sz w:val="20"/>
+      </w:rPr>
+    </w:lvl>
+    <w:lvl w:ilvl="1" w:tentative="1">
+      <w:start w:val="1"/>
+      <w:numFmt w:val="bullet"/>
+      <w:lvlText w:val="o"/>
+      <w:lvlJc w:val="left"/>
+      <w:pPr>
+        <w:tabs>
+          <w:tab w:val="num" w:pos="1440"/>
+        </w:tabs>
+        <w:ind w:left="1440" w:hanging="360"/>
+      </w:pPr>
+      <w:rPr>
+        <w:rFonts w:ascii="Courier New" w:hAnsi="Courier New" w:hint="default"/>
+        <w:sz w:val="20"/>
+      </w:rPr>
+    </w:lvl>
+    <w:lvl w:ilvl="2" w:tentative="1">
+      <w:start w:val="1"/>
+      <w:numFmt w:val="bullet"/>
+      <w:lvlText w:val=""/>
+      <w:lvlJc w:val="left"/>
+      <w:pPr>
+        <w:tabs>
+          <w:tab w:val="num" w:pos="2160"/>
+        </w:tabs>
+        <w:ind w:left="2160" w:hanging="360"/>
+      </w:pPr>
+      <w:rPr>
+        <w:rFonts w:ascii="Wingdings" w:hAnsi="Wingdings" w:hint="default"/>
+        <w:sz w:val="20"/>
+      </w:rPr>
+    </w:lvl>
+    <w:lvl w:ilvl="3" w:tentative="1">
+      <w:start w:val="1"/>
+      <w:numFmt w:val="bullet"/>
+      <w:lvlText w:val=""/>
+      <w:lvlJc w:val="left"/>
+      <w:pPr>
+        <w:tabs>
+          <w:tab w:val="num" w:pos="2880"/>
+        </w:tabs>
+        <w:ind w:left="2880" w:hanging="360"/>
+      </w:pPr>
+      <w:rPr>
+        <w:rFonts w:ascii="Wingdings" w:hAnsi="Wingdings" w:hint="default"/>
+        <w:sz w:val="20"/>
+      </w:rPr>
+    </w:lvl>
+    <w:lvl w:ilvl="4" w:tentative="1">
+      <w:start w:val="1"/>
+      <w:numFmt w:val="bullet"/>
+      <w:lvlText w:val=""/>
+      <w:lvlJc w:val="left"/>
+      <w:pPr>
+        <w:tabs>
+          <w:tab w:val="num" w:pos="3600"/>
+        </w:tabs>
+        <w:ind w:left="3600" w:hanging="360"/>
+      </w:pPr>
+      <w:rPr>
+        <w:rFonts w:ascii="Wingdings" w:hAnsi="Wingdings" w:hint="default"/>
+        <w:sz w:val="20"/>
+      </w:rPr>
+    </w:lvl>
+    <w:lvl w:ilvl="5" w:tentative="1">
+      <w:start w:val="1"/>
+      <w:numFmt w:val="bullet"/>
+      <w:lvlText w:val=""/>
+      <w:lvlJc w:val="left"/>
+      <w:pPr>
+        <w:tabs>
+          <w:tab w:val="num" w:pos="4320"/>
+        </w:tabs>
+        <w:ind w:left="4320" w:hanging="360"/>
+      </w:pPr>
+      <w:rPr>
+        <w:rFonts w:ascii="Wingdings" w:hAnsi="Wingdings" w:hint="default"/>
+        <w:sz w:val="20"/>
+      </w:rPr>
+    </w:lvl>
+    <w:lvl w:ilvl="6" w:tentative="1">
+      <w:start w:val="1"/>
+      <w:numFmt w:val="bullet"/>
+      <w:lvlText w:val=""/>
+      <w:lvlJc w:val="left"/>
+      <w:pPr>
+        <w:tabs>
+          <w:tab w:val="num" w:pos="5040"/>
+        </w:tabs>
+        <w:ind w:left="5040" w:hanging="360"/>
+      </w:pPr>
+      <w:rPr>
+        <w:rFonts w:ascii="Wingdings" w:hAnsi="Wingdings" w:hint="default"/>
+        <w:sz w:val="20"/>
+      </w:rPr>
+    </w:lvl>
+    <w:lvl w:ilvl="7" w:tentative="1">
+      <w:start w:val="1"/>
+      <w:numFmt w:val="bullet"/>
+      <w:lvlText w:val=""/>
+      <w:lvlJc w:val="left"/>
+      <w:pPr>
+        <w:tabs>
+          <w:tab w:val="num" w:pos="5760"/>
+        </w:tabs>
+        <w:ind w:left="5760" w:hanging="360"/>
+      </w:pPr>
+      <w:rPr>
+        <w:rFonts w:ascii="Wingdings" w:hAnsi="Wingdings" w:hint="default"/>
+        <w:sz w:val="20"/>
+      </w:rPr>
+    </w:lvl>
+    <w:lvl w:ilvl="8" w:tentative="1">
+      <w:start w:val="1"/>
+      <w:numFmt w:val="bullet"/>
+      <w:lvlText w:val=""/>
+      <w:lvlJc w:val="left"/>
+      <w:pPr>
+        <w:tabs>
+          <w:tab w:val="num" w:pos="6480"/>
+        </w:tabs>
+        <w:ind w:left="6480" w:hanging="360"/>
+      </w:pPr>
+      <w:rPr>
+        <w:rFonts w:ascii="Wingdings" w:hAnsi="Wingdings" w:hint="default"/>
+        <w:sz w:val="20"/>
+      </w:rPr>
+    </w:lvl>
+  </w:abstractNum>
+  <w:abstractNum w:abstractNumId="11" w15:restartNumberingAfterBreak="0">
+    <w:nsid w:val="7BDC081B"/>
+    <w:multiLevelType w:val="multilevel"/>
+    <w:tmpl w:val="2D929578"/>
+    <w:lvl w:ilvl="0">
+      <w:start w:val="1"/>
+      <w:numFmt w:val="bullet"/>
+      <w:lvlText w:val=""/>
+      <w:lvlJc w:val="left"/>
+      <w:pPr>
+        <w:tabs>
+          <w:tab w:val="num" w:pos="720"/>
+        </w:tabs>
+        <w:ind w:left="720" w:hanging="360"/>
+      </w:pPr>
+      <w:rPr>
+        <w:rFonts w:ascii="Symbol" w:hAnsi="Symbol" w:hint="default"/>
+        <w:sz w:val="20"/>
+      </w:rPr>
+    </w:lvl>
+    <w:lvl w:ilvl="1" w:tentative="1">
+      <w:start w:val="1"/>
+      <w:numFmt w:val="bullet"/>
+      <w:lvlText w:val="o"/>
+      <w:lvlJc w:val="left"/>
+      <w:pPr>
+        <w:tabs>
+          <w:tab w:val="num" w:pos="1440"/>
+        </w:tabs>
+        <w:ind w:left="1440" w:hanging="360"/>
+      </w:pPr>
+      <w:rPr>
+        <w:rFonts w:ascii="Courier New" w:hAnsi="Courier New" w:hint="default"/>
+        <w:sz w:val="20"/>
+      </w:rPr>
+    </w:lvl>
+    <w:lvl w:ilvl="2" w:tentative="1">
+      <w:start w:val="1"/>
+      <w:numFmt w:val="bullet"/>
+      <w:lvlText w:val=""/>
+      <w:lvlJc w:val="left"/>
+      <w:pPr>
+        <w:tabs>
+          <w:tab w:val="num" w:pos="2160"/>
+        </w:tabs>
+        <w:ind w:left="2160" w:hanging="360"/>
+      </w:pPr>
+      <w:rPr>
+        <w:rFonts w:ascii="Wingdings" w:hAnsi="Wingdings" w:hint="default"/>
+        <w:sz w:val="20"/>
+      </w:rPr>
+    </w:lvl>
+    <w:lvl w:ilvl="3" w:tentative="1">
+      <w:start w:val="1"/>
+      <w:numFmt w:val="bullet"/>
+      <w:lvlText w:val=""/>
+      <w:lvlJc w:val="left"/>
+      <w:pPr>
+        <w:tabs>
+          <w:tab w:val="num" w:pos="2880"/>
+        </w:tabs>
+        <w:ind w:left="2880" w:hanging="360"/>
+      </w:pPr>
+      <w:rPr>
+        <w:rFonts w:ascii="Wingdings" w:hAnsi="Wingdings" w:hint="default"/>
+        <w:sz w:val="20"/>
+      </w:rPr>
+    </w:lvl>
+    <w:lvl w:ilvl="4" w:tentative="1">
+      <w:start w:val="1"/>
+      <w:numFmt w:val="bullet"/>
+      <w:lvlText w:val=""/>
+      <w:lvlJc w:val="left"/>
+      <w:pPr>
+        <w:tabs>
+          <w:tab w:val="num" w:pos="3600"/>
+        </w:tabs>
+        <w:ind w:left="3600" w:hanging="360"/>
+      </w:pPr>
+      <w:rPr>
+        <w:rFonts w:ascii="Wingdings" w:hAnsi="Wingdings" w:hint="default"/>
+        <w:sz w:val="20"/>
+      </w:rPr>
+    </w:lvl>
+    <w:lvl w:ilvl="5" w:tentative="1">
+      <w:start w:val="1"/>
+      <w:numFmt w:val="bullet"/>
+      <w:lvlText w:val=""/>
+      <w:lvlJc w:val="left"/>
+      <w:pPr>
+        <w:tabs>
+          <w:tab w:val="num" w:pos="4320"/>
+        </w:tabs>
+        <w:ind w:left="4320" w:hanging="360"/>
+      </w:pPr>
+      <w:rPr>
+        <w:rFonts w:ascii="Wingdings" w:hAnsi="Wingdings" w:hint="default"/>
+        <w:sz w:val="20"/>
+      </w:rPr>
+    </w:lvl>
+    <w:lvl w:ilvl="6" w:tentative="1">
+      <w:start w:val="1"/>
+      <w:numFmt w:val="bullet"/>
+      <w:lvlText w:val=""/>
+      <w:lvlJc w:val="left"/>
+      <w:pPr>
+        <w:tabs>
+          <w:tab w:val="num" w:pos="5040"/>
+        </w:tabs>
+        <w:ind w:left="5040" w:hanging="360"/>
+      </w:pPr>
+      <w:rPr>
+        <w:rFonts w:ascii="Wingdings" w:hAnsi="Wingdings" w:hint="default"/>
+        <w:sz w:val="20"/>
+      </w:rPr>
+    </w:lvl>
+    <w:lvl w:ilvl="7" w:tentative="1">
+      <w:start w:val="1"/>
+      <w:numFmt w:val="bullet"/>
+      <w:lvlText w:val=""/>
+      <w:lvlJc w:val="left"/>
+      <w:pPr>
+        <w:tabs>
+          <w:tab w:val="num" w:pos="5760"/>
+        </w:tabs>
+        <w:ind w:left="5760" w:hanging="360"/>
+      </w:pPr>
+      <w:rPr>
+        <w:rFonts w:ascii="Wingdings" w:hAnsi="Wingdings" w:hint="default"/>
+        <w:sz w:val="20"/>
+      </w:rPr>
+    </w:lvl>
+    <w:lvl w:ilvl="8" w:tentative="1">
+      <w:start w:val="1"/>
+      <w:numFmt w:val="bullet"/>
+      <w:lvlText w:val=""/>
+      <w:lvlJc w:val="left"/>
+      <w:pPr>
+        <w:tabs>
+          <w:tab w:val="num" w:pos="6480"/>
+        </w:tabs>
+        <w:ind w:left="6480" w:hanging="360"/>
+      </w:pPr>
+      <w:rPr>
+        <w:rFonts w:ascii="Wingdings" w:hAnsi="Wingdings" w:hint="default"/>
+        <w:sz w:val="20"/>
+      </w:rPr>
+    </w:lvl>
+  </w:abstractNum>
   <w:num w:numId="1" w16cid:durableId="87629385">
-    <w:abstractNumId w:val="5"/>
+    <w:abstractNumId w:val="8"/>
   </w:num>
   <w:num w:numId="2" w16cid:durableId="650209376">
     <w:abstractNumId w:val="1"/>
@@ -2868,13 +4435,28 @@
     <w:abstractNumId w:val="2"/>
   </w:num>
   <w:num w:numId="5" w16cid:durableId="1083453582">
+    <w:abstractNumId w:val="6"/>
+  </w:num>
+  <w:num w:numId="6" w16cid:durableId="255480492">
+    <w:abstractNumId w:val="9"/>
+  </w:num>
+  <w:num w:numId="7" w16cid:durableId="188300691">
+    <w:abstractNumId w:val="7"/>
+  </w:num>
+  <w:num w:numId="8" w16cid:durableId="1441756515">
+    <w:abstractNumId w:val="4"/>
+  </w:num>
+  <w:num w:numId="9" w16cid:durableId="368727058">
     <w:abstractNumId w:val="3"/>
   </w:num>
-  <w:num w:numId="6" w16cid:durableId="255480492">
-    <w:abstractNumId w:val="6"/>
+  <w:num w:numId="10" w16cid:durableId="624383539">
+    <w:abstractNumId w:val="10"/>
   </w:num>
-  <w:num w:numId="7" w16cid:durableId="188300691">
-    <w:abstractNumId w:val="4"/>
+  <w:num w:numId="11" w16cid:durableId="425348664">
+    <w:abstractNumId w:val="5"/>
+  </w:num>
+  <w:num w:numId="12" w16cid:durableId="1323464001">
+    <w:abstractNumId w:val="11"/>
   </w:num>
 </w:numbering>
 </file>
@@ -3794,6 +5376,29 @@
       <w:spacing w:val="5"/>
     </w:rPr>
   </w:style>
+  <w:style w:type="character" w:styleId="Hipervnculo">
+    <w:name w:val="Hyperlink"/>
+    <w:basedOn w:val="Fuentedeprrafopredeter"/>
+    <w:uiPriority w:val="99"/>
+    <w:unhideWhenUsed/>
+    <w:rsid w:val="002D6A56"/>
+    <w:rPr>
+      <w:color w:val="467886" w:themeColor="hyperlink"/>
+      <w:u w:val="single"/>
+    </w:rPr>
+  </w:style>
+  <w:style w:type="character" w:styleId="Mencinsinresolver">
+    <w:name w:val="Unresolved Mention"/>
+    <w:basedOn w:val="Fuentedeprrafopredeter"/>
+    <w:uiPriority w:val="99"/>
+    <w:semiHidden/>
+    <w:unhideWhenUsed/>
+    <w:rsid w:val="002D6A56"/>
+    <w:rPr>
+      <w:color w:val="605E5C"/>
+      <w:shd w:val="clear" w:color="auto" w:fill="E1DFDD"/>
+    </w:rPr>
+  </w:style>
 </w:styles>
 </file>
 

--- a/Manual de uso.docx
+++ b/Manual de uso.docx
@@ -68,7 +68,10 @@
         <w:t>Paso 1:</w:t>
       </w:r>
       <w:r>
-        <w:t xml:space="preserve"> Ubica o crea el archivo del requerimiento (ej. </w:t>
+        <w:t xml:space="preserve"> </w:t>
+      </w:r>
+      <w:r>
+        <w:t xml:space="preserve">Ubica o crea el archivo del requerimiento dentro de la carpeta del repositorio remoto (ej. </w:t>
       </w:r>
       <w:proofErr w:type="spellStart"/>
       <w:r>
@@ -84,7 +87,10 @@
       </w:r>
       <w:proofErr w:type="spellEnd"/>
       <w:r>
-        <w:t>).</w:t>
+        <w:t>)</w:t>
+      </w:r>
+      <w:r>
+        <w:t>.</w:t>
       </w:r>
     </w:p>
     <w:p>
@@ -119,7 +125,21 @@
     </w:p>
     <w:p>
       <w:r>
-        <w:t xml:space="preserve">"Usa tu herramienta de GitHub para leer </w:t>
+        <w:t>"</w:t>
+      </w:r>
+      <w:r>
+        <w:t xml:space="preserve"> </w:t>
+      </w:r>
+      <w:r>
+        <w:t xml:space="preserve">Usa tu servidor </w:t>
+      </w:r>
+      <w:proofErr w:type="spellStart"/>
+      <w:r>
+        <w:t>MCP</w:t>
+      </w:r>
+      <w:proofErr w:type="spellEnd"/>
+      <w:r>
+        <w:t xml:space="preserve"> de GitHub para leer </w:t>
       </w:r>
       <w:proofErr w:type="spellStart"/>
       <w:r>
@@ -183,7 +203,10 @@
       </w:r>
       <w:proofErr w:type="spellEnd"/>
       <w:r>
-        <w:t>. Asume el rol del Agente Planificador y genera el plan de pruebas, los escenarios (positivos y negativos) y la matriz de riesgos."</w:t>
+        <w:t>. Asume el rol del Agente Planificador y genera el plan de pruebas, los escenarios (positivos y negativos) y la matriz de riesgos.</w:t>
+      </w:r>
+      <w:r>
+        <w:t>"</w:t>
       </w:r>
     </w:p>
     <w:p>
@@ -282,7 +305,37 @@
     </w:p>
     <w:p>
       <w:r>
-        <w:t xml:space="preserve">"Usa tu herramienta de GitHub para leer </w:t>
+        <w:t>"</w:t>
+      </w:r>
+      <w:r>
+        <w:t xml:space="preserve"> </w:t>
+      </w:r>
+      <w:r>
+        <w:t xml:space="preserve">Utiliza tu servidor </w:t>
+      </w:r>
+      <w:proofErr w:type="spellStart"/>
+      <w:r>
+        <w:t>MCP</w:t>
+      </w:r>
+      <w:proofErr w:type="spellEnd"/>
+      <w:r>
+        <w:t xml:space="preserve"> de GitHub para el repositorio </w:t>
+      </w:r>
+      <w:proofErr w:type="spellStart"/>
+      <w:r>
+        <w:t>HugoTcach</w:t>
+      </w:r>
+      <w:proofErr w:type="spellEnd"/>
+      <w:r>
+        <w:t>/</w:t>
+      </w:r>
+      <w:proofErr w:type="spellStart"/>
+      <w:r>
+        <w:t>playwright-mvp</w:t>
+      </w:r>
+      <w:proofErr w:type="spellEnd"/>
+      <w:r>
+        <w:t xml:space="preserve">. Basándote en las reglas de </w:t>
       </w:r>
       <w:proofErr w:type="spellStart"/>
       <w:r>
@@ -306,7 +359,7 @@
       </w:r>
       <w:proofErr w:type="spellEnd"/>
       <w:r>
-        <w:t xml:space="preserve"> y </w:t>
+        <w:t xml:space="preserve">, la historia de usuario </w:t>
       </w:r>
       <w:proofErr w:type="spellStart"/>
       <w:r>
@@ -330,55 +383,52 @@
       </w:r>
       <w:proofErr w:type="spellEnd"/>
       <w:r>
-        <w:t xml:space="preserve">. Asume el rol del Agente Generador. Genera el código en </w:t>
-      </w:r>
-      <w:proofErr w:type="spellStart"/>
-      <w:r>
-        <w:t>Playwright</w:t>
-      </w:r>
-      <w:proofErr w:type="spellEnd"/>
-      <w:r>
-        <w:t xml:space="preserve"> para el siguiente escenario exacto: [PEGA AQUÍ EL ESCENARIO ELEGIDO]. Usa </w:t>
-      </w:r>
-      <w:proofErr w:type="spellStart"/>
-      <w:r>
-        <w:t>POM</w:t>
-      </w:r>
-      <w:proofErr w:type="spellEnd"/>
-      <w:r>
-        <w:t xml:space="preserve">, localizadores semánticos y entrega el código </w:t>
-      </w:r>
-      <w:proofErr w:type="gramStart"/>
-      <w:r>
-        <w:t>para .</w:t>
-      </w:r>
-      <w:proofErr w:type="spellStart"/>
-      <w:r>
-        <w:t>page</w:t>
-      </w:r>
-      <w:proofErr w:type="gramEnd"/>
-      <w:r>
-        <w:t>.ts</w:t>
-      </w:r>
-      <w:proofErr w:type="spellEnd"/>
-      <w:r>
-        <w:t xml:space="preserve"> </w:t>
-      </w:r>
-      <w:proofErr w:type="gramStart"/>
-      <w:r>
-        <w:t>y .</w:t>
-      </w:r>
-      <w:proofErr w:type="spellStart"/>
-      <w:r>
-        <w:t>spec</w:t>
-      </w:r>
-      <w:proofErr w:type="gramEnd"/>
-      <w:r>
-        <w:t>.ts</w:t>
-      </w:r>
-      <w:proofErr w:type="spellEnd"/>
-      <w:r>
-        <w:t>."</w:t>
+        <w:t xml:space="preserve"> y los escenarios aprobados, genera </w:t>
+      </w:r>
+      <w:r>
+        <w:rPr>
+          <w:b/>
+          <w:bCs/>
+        </w:rPr>
+        <w:t>todos</w:t>
+      </w:r>
+      <w:r>
+        <w:t xml:space="preserve"> los escenarios de prueba identificados (positivos y negativos) dentro del archivo de especificación correspondiente en </w:t>
+      </w:r>
+      <w:proofErr w:type="spellStart"/>
+      <w:r>
+        <w:t>tests</w:t>
+      </w:r>
+      <w:proofErr w:type="spellEnd"/>
+      <w:r>
+        <w:t xml:space="preserve">/ y actualiza el Page </w:t>
+      </w:r>
+      <w:proofErr w:type="spellStart"/>
+      <w:r>
+        <w:t>Object</w:t>
+      </w:r>
+      <w:proofErr w:type="spellEnd"/>
+      <w:r>
+        <w:t xml:space="preserve"> Model en </w:t>
+      </w:r>
+      <w:proofErr w:type="spellStart"/>
+      <w:r>
+        <w:t>pages</w:t>
+      </w:r>
+      <w:proofErr w:type="spellEnd"/>
+      <w:r>
+        <w:t xml:space="preserve">/. Escribe los cambios creando una nueva rama y abre automáticamente un Pull Request hacia </w:t>
+      </w:r>
+      <w:proofErr w:type="spellStart"/>
+      <w:r>
+        <w:t>main</w:t>
+      </w:r>
+      <w:proofErr w:type="spellEnd"/>
+      <w:r>
+        <w:t>.</w:t>
+      </w:r>
+      <w:r>
+        <w:t>"</w:t>
       </w:r>
     </w:p>
     <w:p>
@@ -393,29 +443,46 @@
           <w:b/>
           <w:bCs/>
         </w:rPr>
-        <w:t>Paso 2 (Humano):</w:t>
-      </w:r>
-      <w:r>
-        <w:t xml:space="preserve"> Revisa que el código cumpla visualmente con las reglas (sin pausas explícitas, aserciones </w:t>
-      </w:r>
+        <w:t xml:space="preserve">Paso 2 </w:t>
+      </w:r>
+      <w:r>
+        <w:t>(Humano - Revisor): Ingresa al enlace del Pull Request generado en GitHub. Audita que el código cumpla con las reglas (localizadores semánticos, sin esperas arbitrarias, aserciones web-</w:t>
+      </w:r>
+      <w:proofErr w:type="spellStart"/>
+      <w:r>
+        <w:t>first</w:t>
+      </w:r>
+      <w:proofErr w:type="spellEnd"/>
+      <w:r>
+        <w:t xml:space="preserve">) y verifica que el pipeline de GitHub </w:t>
+      </w:r>
+      <w:proofErr w:type="spellStart"/>
+      <w:r>
+        <w:t>Actions</w:t>
+      </w:r>
+      <w:proofErr w:type="spellEnd"/>
+      <w:r>
+        <w:t xml:space="preserve"> corra en verde. Una vez validado, haz </w:t>
+      </w:r>
+      <w:proofErr w:type="spellStart"/>
       <w:r>
         <w:rPr>
           <w:i/>
           <w:iCs/>
         </w:rPr>
-        <w:t>web-</w:t>
-      </w:r>
-      <w:proofErr w:type="spellStart"/>
-      <w:r>
-        <w:rPr>
-          <w:i/>
-          <w:iCs/>
-        </w:rPr>
-        <w:t>first</w:t>
-      </w:r>
-      <w:proofErr w:type="spellEnd"/>
-      <w:r>
-        <w:t>).</w:t>
+        <w:t>merge</w:t>
+      </w:r>
+      <w:proofErr w:type="spellEnd"/>
+      <w:r>
+        <w:t xml:space="preserve"> a </w:t>
+      </w:r>
+      <w:proofErr w:type="spellStart"/>
+      <w:r>
+        <w:t>main</w:t>
+      </w:r>
+      <w:proofErr w:type="spellEnd"/>
+      <w:r>
+        <w:t>.</w:t>
       </w:r>
     </w:p>
     <w:p>
@@ -568,6 +635,7 @@
           <w:b/>
           <w:bCs/>
         </w:rPr>
+        <w:lastRenderedPageBreak/>
         <w:t>Escenario B: "Cambió la regla de negocio" (Modificar Aserciones)</w:t>
       </w:r>
     </w:p>
@@ -583,7 +651,6 @@
           <w:i/>
           <w:iCs/>
         </w:rPr>
-        <w:lastRenderedPageBreak/>
         <w:t>Ejemplo:</w:t>
       </w:r>
       <w:r>
@@ -1065,6 +1132,7 @@
         <w:rPr>
           <w:lang w:val="en-US"/>
         </w:rPr>
+        <w:lastRenderedPageBreak/>
         <w:t>Bash</w:t>
       </w:r>
     </w:p>
@@ -1079,7 +1147,6 @@
         <w:rPr>
           <w:lang w:val="en-US"/>
         </w:rPr>
-        <w:lastRenderedPageBreak/>
         <w:t>npx</w:t>
       </w:r>
       <w:proofErr w:type="spellEnd"/>
@@ -1652,14 +1719,11 @@
           <w:b/>
           <w:bCs/>
         </w:rPr>
+        <w:lastRenderedPageBreak/>
         <w:t>5. Generación Manual (Plan de Contingencia y Casos Complejos) Cuando el Agente</w:t>
       </w:r>
       <w:r>
-        <w:t xml:space="preserve"> Generador no logra interactuar correctamente con un componente web de alta </w:t>
-      </w:r>
-      <w:r>
-        <w:lastRenderedPageBreak/>
-        <w:t>complejidad (ej. drag-and-</w:t>
+        <w:t xml:space="preserve"> Generador no logra interactuar correctamente con un componente web de alta complejidad (ej. drag-and-</w:t>
       </w:r>
       <w:proofErr w:type="spellStart"/>
       <w:r>
@@ -2250,6 +2314,7 @@
       </w:pPr>
       <w:proofErr w:type="spellStart"/>
       <w:r>
+        <w:lastRenderedPageBreak/>
         <w:t>npx</w:t>
       </w:r>
       <w:proofErr w:type="spellEnd"/>
@@ -2290,7 +2355,6 @@
       </w:pPr>
       <w:proofErr w:type="spellStart"/>
       <w:r>
-        <w:lastRenderedPageBreak/>
         <w:t>npx</w:t>
       </w:r>
       <w:proofErr w:type="spellEnd"/>
@@ -2621,6 +2685,405 @@
         <w:t>) de un archivo .zip descargado. Fundamental para diagnosticar errores ocurridos en la nube (CI/CD) directamente en tu equipo local, sin tener que reproducir el error.</w:t>
       </w:r>
     </w:p>
+    <w:p/>
+    <w:p>
+      <w:pPr>
+        <w:rPr>
+          <w:b/>
+          <w:bCs/>
+        </w:rPr>
+      </w:pPr>
+      <w:r>
+        <w:rPr>
+          <w:b/>
+          <w:bCs/>
+        </w:rPr>
+        <w:t>1. ¿Cómo estamos simulando la integración hoy?</w:t>
+      </w:r>
+    </w:p>
+    <w:p>
+      <w:r>
+        <w:t xml:space="preserve">Actualmente, estamos reemplazando las conexiones automatizadas (Jira </w:t>
+      </w:r>
+      <w:proofErr w:type="spellStart"/>
+      <w:r>
+        <w:t>MCP</w:t>
+      </w:r>
+      <w:proofErr w:type="spellEnd"/>
+      <w:r>
+        <w:t xml:space="preserve"> y </w:t>
+      </w:r>
+      <w:proofErr w:type="spellStart"/>
+      <w:r>
+        <w:t>Webhooks</w:t>
+      </w:r>
+      <w:proofErr w:type="spellEnd"/>
+      <w:r>
+        <w:t>) con procesos manuales para mantener el entorno funcional:</w:t>
+      </w:r>
+    </w:p>
+    <w:p>
+      <w:pPr>
+        <w:numPr>
+          <w:ilvl w:val="0"/>
+          <w:numId w:val="13"/>
+        </w:numPr>
+      </w:pPr>
+      <w:r>
+        <w:rPr>
+          <w:b/>
+          <w:bCs/>
+        </w:rPr>
+        <w:t xml:space="preserve">Lectura de Historias (Simulación de Jira </w:t>
+      </w:r>
+      <w:proofErr w:type="spellStart"/>
+      <w:r>
+        <w:rPr>
+          <w:b/>
+          <w:bCs/>
+        </w:rPr>
+        <w:t>MCP</w:t>
+      </w:r>
+      <w:proofErr w:type="spellEnd"/>
+      <w:r>
+        <w:rPr>
+          <w:b/>
+          <w:bCs/>
+        </w:rPr>
+        <w:t>):</w:t>
+      </w:r>
+      <w:r>
+        <w:t xml:space="preserve"> Yo actúo como el agente, pero dependo de que tú me pegues el texto del criterio de aceptación en el chat. En un entorno real, el agente extrae esto usando Jira </w:t>
+      </w:r>
+      <w:proofErr w:type="spellStart"/>
+      <w:r>
+        <w:t>MCP</w:t>
+      </w:r>
+      <w:proofErr w:type="spellEnd"/>
+      <w:r>
+        <w:t xml:space="preserve"> para leer el ticket, sus criterios y defectos vinculados. </w:t>
+      </w:r>
+    </w:p>
+    <w:p>
+      <w:pPr>
+        <w:numPr>
+          <w:ilvl w:val="0"/>
+          <w:numId w:val="13"/>
+        </w:numPr>
+      </w:pPr>
+      <w:r>
+        <w:rPr>
+          <w:b/>
+          <w:bCs/>
+        </w:rPr>
+        <w:lastRenderedPageBreak/>
+        <w:t>Redacción de Casos de Prueba:</w:t>
+      </w:r>
+      <w:r>
+        <w:t xml:space="preserve"> El agente (en este caso, yo) analiza el contexto y genera directamente el </w:t>
+      </w:r>
+      <w:proofErr w:type="gramStart"/>
+      <w:r>
+        <w:t>orquestador .</w:t>
+      </w:r>
+      <w:proofErr w:type="spellStart"/>
+      <w:r>
+        <w:t>spec</w:t>
+      </w:r>
+      <w:proofErr w:type="gramEnd"/>
+      <w:r>
+        <w:t>.ts</w:t>
+      </w:r>
+      <w:proofErr w:type="spellEnd"/>
+      <w:r>
+        <w:t xml:space="preserve"> y el Page </w:t>
+      </w:r>
+      <w:proofErr w:type="spellStart"/>
+      <w:r>
+        <w:t>Object</w:t>
+      </w:r>
+      <w:proofErr w:type="spellEnd"/>
+      <w:r>
+        <w:t xml:space="preserve"> Model, sin pasar por </w:t>
+      </w:r>
+      <w:proofErr w:type="gramStart"/>
+      <w:r>
+        <w:t>archivos .feature</w:t>
+      </w:r>
+      <w:proofErr w:type="gramEnd"/>
+      <w:r>
+        <w:t xml:space="preserve"> de </w:t>
+      </w:r>
+      <w:proofErr w:type="spellStart"/>
+      <w:r>
+        <w:t>Cucumber</w:t>
+      </w:r>
+      <w:proofErr w:type="spellEnd"/>
+      <w:r>
+        <w:t>.</w:t>
+      </w:r>
+    </w:p>
+    <w:p>
+      <w:pPr>
+        <w:numPr>
+          <w:ilvl w:val="0"/>
+          <w:numId w:val="13"/>
+        </w:numPr>
+      </w:pPr>
+      <w:r>
+        <w:rPr>
+          <w:b/>
+          <w:bCs/>
+        </w:rPr>
+        <w:t>Impacto de Resultados:</w:t>
+      </w:r>
+      <w:r>
+        <w:t xml:space="preserve"> GitHub </w:t>
+      </w:r>
+      <w:proofErr w:type="spellStart"/>
+      <w:r>
+        <w:t>Actions</w:t>
+      </w:r>
+      <w:proofErr w:type="spellEnd"/>
+      <w:r>
+        <w:t xml:space="preserve"> guarda la evidencia física (</w:t>
+      </w:r>
+      <w:proofErr w:type="spellStart"/>
+      <w:r>
+        <w:t>Artifacts</w:t>
+      </w:r>
+      <w:proofErr w:type="spellEnd"/>
+      <w:r>
+        <w:t xml:space="preserve">), pero nadie está empujando ese resultado a un gestor de pruebas (Test Management </w:t>
+      </w:r>
+      <w:proofErr w:type="spellStart"/>
+      <w:r>
+        <w:t>System</w:t>
+      </w:r>
+      <w:proofErr w:type="spellEnd"/>
+      <w:r>
+        <w:t>).</w:t>
+      </w:r>
+    </w:p>
+    <w:p>
+      <w:pPr>
+        <w:rPr>
+          <w:b/>
+          <w:bCs/>
+        </w:rPr>
+      </w:pPr>
+      <w:r>
+        <w:rPr>
+          <w:b/>
+          <w:bCs/>
+        </w:rPr>
+        <w:t xml:space="preserve">2. Preparación para el futuro (Jira y </w:t>
+      </w:r>
+      <w:proofErr w:type="spellStart"/>
+      <w:r>
+        <w:rPr>
+          <w:b/>
+          <w:bCs/>
+        </w:rPr>
+        <w:t>Xray</w:t>
+      </w:r>
+      <w:proofErr w:type="spellEnd"/>
+      <w:r>
+        <w:rPr>
+          <w:b/>
+          <w:bCs/>
+        </w:rPr>
+        <w:t xml:space="preserve"> reales)</w:t>
+      </w:r>
+    </w:p>
+    <w:p>
+      <w:r>
+        <w:t xml:space="preserve">Nuestra arquitectura está diseñada exactamente para que, si mañana incorporas Jira y </w:t>
+      </w:r>
+      <w:proofErr w:type="spellStart"/>
+      <w:r>
+        <w:t>Xray</w:t>
+      </w:r>
+      <w:proofErr w:type="spellEnd"/>
+      <w:r>
+        <w:t>, la transición sea transparente y sin refactorizar los scripts. Lo resolveremos en dos capas distintas:</w:t>
+      </w:r>
+    </w:p>
+    <w:p>
+      <w:pPr>
+        <w:numPr>
+          <w:ilvl w:val="0"/>
+          <w:numId w:val="14"/>
+        </w:numPr>
+      </w:pPr>
+      <w:r>
+        <w:rPr>
+          <w:b/>
+          <w:bCs/>
+        </w:rPr>
+        <w:t xml:space="preserve">Integración de Requisitos (Claude + Jira </w:t>
+      </w:r>
+      <w:proofErr w:type="spellStart"/>
+      <w:r>
+        <w:rPr>
+          <w:b/>
+          <w:bCs/>
+        </w:rPr>
+        <w:t>MCP</w:t>
+      </w:r>
+      <w:proofErr w:type="spellEnd"/>
+      <w:r>
+        <w:rPr>
+          <w:b/>
+          <w:bCs/>
+        </w:rPr>
+        <w:t>):</w:t>
+      </w:r>
+      <w:r>
+        <w:t xml:space="preserve"> No necesitarás </w:t>
+      </w:r>
+      <w:proofErr w:type="spellStart"/>
+      <w:r>
+        <w:t>webhooks</w:t>
+      </w:r>
+      <w:proofErr w:type="spellEnd"/>
+      <w:r>
+        <w:t xml:space="preserve"> para leer las historias. Configurarás el servidor Jira </w:t>
+      </w:r>
+      <w:proofErr w:type="spellStart"/>
+      <w:r>
+        <w:t>MCP</w:t>
+      </w:r>
+      <w:proofErr w:type="spellEnd"/>
+      <w:r>
+        <w:t xml:space="preserve"> en tu cliente (Claude Desktop o tu IDE). El agente podrá consultar tu tablero en tiempo real para leer las historias y entender el contexto antes de programar. </w:t>
+      </w:r>
+    </w:p>
+    <w:p>
+      <w:pPr>
+        <w:numPr>
+          <w:ilvl w:val="0"/>
+          <w:numId w:val="14"/>
+        </w:numPr>
+      </w:pPr>
+      <w:r>
+        <w:rPr>
+          <w:b/>
+          <w:bCs/>
+        </w:rPr>
+        <w:t xml:space="preserve">Integración de Resultados (GitHub </w:t>
+      </w:r>
+      <w:proofErr w:type="spellStart"/>
+      <w:r>
+        <w:rPr>
+          <w:b/>
+          <w:bCs/>
+        </w:rPr>
+        <w:t>Actions</w:t>
+      </w:r>
+      <w:proofErr w:type="spellEnd"/>
+      <w:r>
+        <w:rPr>
+          <w:b/>
+          <w:bCs/>
+        </w:rPr>
+        <w:t xml:space="preserve"> + </w:t>
+      </w:r>
+      <w:proofErr w:type="spellStart"/>
+      <w:r>
+        <w:rPr>
+          <w:b/>
+          <w:bCs/>
+        </w:rPr>
+        <w:t>Xray</w:t>
+      </w:r>
+      <w:proofErr w:type="spellEnd"/>
+      <w:r>
+        <w:rPr>
+          <w:b/>
+          <w:bCs/>
+        </w:rPr>
+        <w:t xml:space="preserve"> API):</w:t>
+      </w:r>
+    </w:p>
+    <w:p>
+      <w:r>
+        <w:t xml:space="preserve">No usaremos </w:t>
+      </w:r>
+      <w:proofErr w:type="spellStart"/>
+      <w:r>
+        <w:t>Cucumber</w:t>
+      </w:r>
+      <w:proofErr w:type="spellEnd"/>
+      <w:r>
+        <w:t xml:space="preserve">. </w:t>
+      </w:r>
+      <w:proofErr w:type="spellStart"/>
+      <w:r>
+        <w:t>Playwright</w:t>
+      </w:r>
+      <w:proofErr w:type="spellEnd"/>
+      <w:r>
+        <w:t xml:space="preserve"> tiene la capacidad nativa de exportar resultados en múltiples formatos. Para integrar </w:t>
+      </w:r>
+      <w:proofErr w:type="spellStart"/>
+      <w:r>
+        <w:t>Xray</w:t>
+      </w:r>
+      <w:proofErr w:type="spellEnd"/>
+      <w:r>
+        <w:t xml:space="preserve">, simplemente modificaremos nuestro archivo </w:t>
+      </w:r>
+      <w:proofErr w:type="spellStart"/>
+      <w:r>
+        <w:t>playwright.yml</w:t>
+      </w:r>
+      <w:proofErr w:type="spellEnd"/>
+      <w:r>
+        <w:t xml:space="preserve">. Agregaremos el reportero </w:t>
+      </w:r>
+      <w:proofErr w:type="spellStart"/>
+      <w:r>
+        <w:t>junit</w:t>
+      </w:r>
+      <w:proofErr w:type="spellEnd"/>
+      <w:r>
+        <w:t xml:space="preserve"> en el archivo de configuración de </w:t>
+      </w:r>
+      <w:proofErr w:type="spellStart"/>
+      <w:r>
+        <w:t>Playwright</w:t>
+      </w:r>
+      <w:proofErr w:type="spellEnd"/>
+      <w:r>
+        <w:t xml:space="preserve"> y añadiremos un paso en el pipeline (usando un plugin de GitHub </w:t>
+      </w:r>
+      <w:proofErr w:type="spellStart"/>
+      <w:r>
+        <w:t>Actions</w:t>
+      </w:r>
+      <w:proofErr w:type="spellEnd"/>
+      <w:r>
+        <w:t xml:space="preserve"> o un comando </w:t>
+      </w:r>
+      <w:proofErr w:type="spellStart"/>
+      <w:r>
+        <w:t>curl</w:t>
+      </w:r>
+      <w:proofErr w:type="spellEnd"/>
+      <w:r>
+        <w:t xml:space="preserve">) para enviar ese archivo XML directamente a la API de </w:t>
+      </w:r>
+      <w:proofErr w:type="spellStart"/>
+      <w:r>
+        <w:t>Xray</w:t>
+      </w:r>
+      <w:proofErr w:type="spellEnd"/>
+      <w:r>
+        <w:t xml:space="preserve"> cada vez que el pipeline termine.</w:t>
+      </w:r>
+    </w:p>
+    <w:p/>
     <w:p/>
     <w:sectPr>
       <w:pgSz w:w="11906" w:h="16838"/>
@@ -4274,6 +4737,304 @@
     </w:lvl>
   </w:abstractNum>
   <w:abstractNum w:abstractNumId="11" w15:restartNumberingAfterBreak="0">
+    <w:nsid w:val="7AA14A02"/>
+    <w:multiLevelType w:val="multilevel"/>
+    <w:tmpl w:val="E9061A18"/>
+    <w:lvl w:ilvl="0">
+      <w:start w:val="1"/>
+      <w:numFmt w:val="bullet"/>
+      <w:lvlText w:val=""/>
+      <w:lvlJc w:val="left"/>
+      <w:pPr>
+        <w:tabs>
+          <w:tab w:val="num" w:pos="720"/>
+        </w:tabs>
+        <w:ind w:left="720" w:hanging="360"/>
+      </w:pPr>
+      <w:rPr>
+        <w:rFonts w:ascii="Symbol" w:hAnsi="Symbol" w:hint="default"/>
+        <w:sz w:val="20"/>
+      </w:rPr>
+    </w:lvl>
+    <w:lvl w:ilvl="1" w:tentative="1">
+      <w:start w:val="1"/>
+      <w:numFmt w:val="bullet"/>
+      <w:lvlText w:val="o"/>
+      <w:lvlJc w:val="left"/>
+      <w:pPr>
+        <w:tabs>
+          <w:tab w:val="num" w:pos="1440"/>
+        </w:tabs>
+        <w:ind w:left="1440" w:hanging="360"/>
+      </w:pPr>
+      <w:rPr>
+        <w:rFonts w:ascii="Courier New" w:hAnsi="Courier New" w:hint="default"/>
+        <w:sz w:val="20"/>
+      </w:rPr>
+    </w:lvl>
+    <w:lvl w:ilvl="2" w:tentative="1">
+      <w:start w:val="1"/>
+      <w:numFmt w:val="bullet"/>
+      <w:lvlText w:val=""/>
+      <w:lvlJc w:val="left"/>
+      <w:pPr>
+        <w:tabs>
+          <w:tab w:val="num" w:pos="2160"/>
+        </w:tabs>
+        <w:ind w:left="2160" w:hanging="360"/>
+      </w:pPr>
+      <w:rPr>
+        <w:rFonts w:ascii="Wingdings" w:hAnsi="Wingdings" w:hint="default"/>
+        <w:sz w:val="20"/>
+      </w:rPr>
+    </w:lvl>
+    <w:lvl w:ilvl="3" w:tentative="1">
+      <w:start w:val="1"/>
+      <w:numFmt w:val="bullet"/>
+      <w:lvlText w:val=""/>
+      <w:lvlJc w:val="left"/>
+      <w:pPr>
+        <w:tabs>
+          <w:tab w:val="num" w:pos="2880"/>
+        </w:tabs>
+        <w:ind w:left="2880" w:hanging="360"/>
+      </w:pPr>
+      <w:rPr>
+        <w:rFonts w:ascii="Wingdings" w:hAnsi="Wingdings" w:hint="default"/>
+        <w:sz w:val="20"/>
+      </w:rPr>
+    </w:lvl>
+    <w:lvl w:ilvl="4" w:tentative="1">
+      <w:start w:val="1"/>
+      <w:numFmt w:val="bullet"/>
+      <w:lvlText w:val=""/>
+      <w:lvlJc w:val="left"/>
+      <w:pPr>
+        <w:tabs>
+          <w:tab w:val="num" w:pos="3600"/>
+        </w:tabs>
+        <w:ind w:left="3600" w:hanging="360"/>
+      </w:pPr>
+      <w:rPr>
+        <w:rFonts w:ascii="Wingdings" w:hAnsi="Wingdings" w:hint="default"/>
+        <w:sz w:val="20"/>
+      </w:rPr>
+    </w:lvl>
+    <w:lvl w:ilvl="5" w:tentative="1">
+      <w:start w:val="1"/>
+      <w:numFmt w:val="bullet"/>
+      <w:lvlText w:val=""/>
+      <w:lvlJc w:val="left"/>
+      <w:pPr>
+        <w:tabs>
+          <w:tab w:val="num" w:pos="4320"/>
+        </w:tabs>
+        <w:ind w:left="4320" w:hanging="360"/>
+      </w:pPr>
+      <w:rPr>
+        <w:rFonts w:ascii="Wingdings" w:hAnsi="Wingdings" w:hint="default"/>
+        <w:sz w:val="20"/>
+      </w:rPr>
+    </w:lvl>
+    <w:lvl w:ilvl="6" w:tentative="1">
+      <w:start w:val="1"/>
+      <w:numFmt w:val="bullet"/>
+      <w:lvlText w:val=""/>
+      <w:lvlJc w:val="left"/>
+      <w:pPr>
+        <w:tabs>
+          <w:tab w:val="num" w:pos="5040"/>
+        </w:tabs>
+        <w:ind w:left="5040" w:hanging="360"/>
+      </w:pPr>
+      <w:rPr>
+        <w:rFonts w:ascii="Wingdings" w:hAnsi="Wingdings" w:hint="default"/>
+        <w:sz w:val="20"/>
+      </w:rPr>
+    </w:lvl>
+    <w:lvl w:ilvl="7" w:tentative="1">
+      <w:start w:val="1"/>
+      <w:numFmt w:val="bullet"/>
+      <w:lvlText w:val=""/>
+      <w:lvlJc w:val="left"/>
+      <w:pPr>
+        <w:tabs>
+          <w:tab w:val="num" w:pos="5760"/>
+        </w:tabs>
+        <w:ind w:left="5760" w:hanging="360"/>
+      </w:pPr>
+      <w:rPr>
+        <w:rFonts w:ascii="Wingdings" w:hAnsi="Wingdings" w:hint="default"/>
+        <w:sz w:val="20"/>
+      </w:rPr>
+    </w:lvl>
+    <w:lvl w:ilvl="8" w:tentative="1">
+      <w:start w:val="1"/>
+      <w:numFmt w:val="bullet"/>
+      <w:lvlText w:val=""/>
+      <w:lvlJc w:val="left"/>
+      <w:pPr>
+        <w:tabs>
+          <w:tab w:val="num" w:pos="6480"/>
+        </w:tabs>
+        <w:ind w:left="6480" w:hanging="360"/>
+      </w:pPr>
+      <w:rPr>
+        <w:rFonts w:ascii="Wingdings" w:hAnsi="Wingdings" w:hint="default"/>
+        <w:sz w:val="20"/>
+      </w:rPr>
+    </w:lvl>
+  </w:abstractNum>
+  <w:abstractNum w:abstractNumId="12" w15:restartNumberingAfterBreak="0">
+    <w:nsid w:val="7B926E5F"/>
+    <w:multiLevelType w:val="multilevel"/>
+    <w:tmpl w:val="F3663610"/>
+    <w:lvl w:ilvl="0">
+      <w:start w:val="1"/>
+      <w:numFmt w:val="bullet"/>
+      <w:lvlText w:val=""/>
+      <w:lvlJc w:val="left"/>
+      <w:pPr>
+        <w:tabs>
+          <w:tab w:val="num" w:pos="720"/>
+        </w:tabs>
+        <w:ind w:left="720" w:hanging="360"/>
+      </w:pPr>
+      <w:rPr>
+        <w:rFonts w:ascii="Symbol" w:hAnsi="Symbol" w:hint="default"/>
+        <w:sz w:val="20"/>
+      </w:rPr>
+    </w:lvl>
+    <w:lvl w:ilvl="1" w:tentative="1">
+      <w:start w:val="1"/>
+      <w:numFmt w:val="bullet"/>
+      <w:lvlText w:val="o"/>
+      <w:lvlJc w:val="left"/>
+      <w:pPr>
+        <w:tabs>
+          <w:tab w:val="num" w:pos="1440"/>
+        </w:tabs>
+        <w:ind w:left="1440" w:hanging="360"/>
+      </w:pPr>
+      <w:rPr>
+        <w:rFonts w:ascii="Courier New" w:hAnsi="Courier New" w:hint="default"/>
+        <w:sz w:val="20"/>
+      </w:rPr>
+    </w:lvl>
+    <w:lvl w:ilvl="2" w:tentative="1">
+      <w:start w:val="1"/>
+      <w:numFmt w:val="bullet"/>
+      <w:lvlText w:val=""/>
+      <w:lvlJc w:val="left"/>
+      <w:pPr>
+        <w:tabs>
+          <w:tab w:val="num" w:pos="2160"/>
+        </w:tabs>
+        <w:ind w:left="2160" w:hanging="360"/>
+      </w:pPr>
+      <w:rPr>
+        <w:rFonts w:ascii="Wingdings" w:hAnsi="Wingdings" w:hint="default"/>
+        <w:sz w:val="20"/>
+      </w:rPr>
+    </w:lvl>
+    <w:lvl w:ilvl="3" w:tentative="1">
+      <w:start w:val="1"/>
+      <w:numFmt w:val="bullet"/>
+      <w:lvlText w:val=""/>
+      <w:lvlJc w:val="left"/>
+      <w:pPr>
+        <w:tabs>
+          <w:tab w:val="num" w:pos="2880"/>
+        </w:tabs>
+        <w:ind w:left="2880" w:hanging="360"/>
+      </w:pPr>
+      <w:rPr>
+        <w:rFonts w:ascii="Wingdings" w:hAnsi="Wingdings" w:hint="default"/>
+        <w:sz w:val="20"/>
+      </w:rPr>
+    </w:lvl>
+    <w:lvl w:ilvl="4" w:tentative="1">
+      <w:start w:val="1"/>
+      <w:numFmt w:val="bullet"/>
+      <w:lvlText w:val=""/>
+      <w:lvlJc w:val="left"/>
+      <w:pPr>
+        <w:tabs>
+          <w:tab w:val="num" w:pos="3600"/>
+        </w:tabs>
+        <w:ind w:left="3600" w:hanging="360"/>
+      </w:pPr>
+      <w:rPr>
+        <w:rFonts w:ascii="Wingdings" w:hAnsi="Wingdings" w:hint="default"/>
+        <w:sz w:val="20"/>
+      </w:rPr>
+    </w:lvl>
+    <w:lvl w:ilvl="5" w:tentative="1">
+      <w:start w:val="1"/>
+      <w:numFmt w:val="bullet"/>
+      <w:lvlText w:val=""/>
+      <w:lvlJc w:val="left"/>
+      <w:pPr>
+        <w:tabs>
+          <w:tab w:val="num" w:pos="4320"/>
+        </w:tabs>
+        <w:ind w:left="4320" w:hanging="360"/>
+      </w:pPr>
+      <w:rPr>
+        <w:rFonts w:ascii="Wingdings" w:hAnsi="Wingdings" w:hint="default"/>
+        <w:sz w:val="20"/>
+      </w:rPr>
+    </w:lvl>
+    <w:lvl w:ilvl="6" w:tentative="1">
+      <w:start w:val="1"/>
+      <w:numFmt w:val="bullet"/>
+      <w:lvlText w:val=""/>
+      <w:lvlJc w:val="left"/>
+      <w:pPr>
+        <w:tabs>
+          <w:tab w:val="num" w:pos="5040"/>
+        </w:tabs>
+        <w:ind w:left="5040" w:hanging="360"/>
+      </w:pPr>
+      <w:rPr>
+        <w:rFonts w:ascii="Wingdings" w:hAnsi="Wingdings" w:hint="default"/>
+        <w:sz w:val="20"/>
+      </w:rPr>
+    </w:lvl>
+    <w:lvl w:ilvl="7" w:tentative="1">
+      <w:start w:val="1"/>
+      <w:numFmt w:val="bullet"/>
+      <w:lvlText w:val=""/>
+      <w:lvlJc w:val="left"/>
+      <w:pPr>
+        <w:tabs>
+          <w:tab w:val="num" w:pos="5760"/>
+        </w:tabs>
+        <w:ind w:left="5760" w:hanging="360"/>
+      </w:pPr>
+      <w:rPr>
+        <w:rFonts w:ascii="Wingdings" w:hAnsi="Wingdings" w:hint="default"/>
+        <w:sz w:val="20"/>
+      </w:rPr>
+    </w:lvl>
+    <w:lvl w:ilvl="8" w:tentative="1">
+      <w:start w:val="1"/>
+      <w:numFmt w:val="bullet"/>
+      <w:lvlText w:val=""/>
+      <w:lvlJc w:val="left"/>
+      <w:pPr>
+        <w:tabs>
+          <w:tab w:val="num" w:pos="6480"/>
+        </w:tabs>
+        <w:ind w:left="6480" w:hanging="360"/>
+      </w:pPr>
+      <w:rPr>
+        <w:rFonts w:ascii="Wingdings" w:hAnsi="Wingdings" w:hint="default"/>
+        <w:sz w:val="20"/>
+      </w:rPr>
+    </w:lvl>
+  </w:abstractNum>
+  <w:abstractNum w:abstractNumId="13" w15:restartNumberingAfterBreak="0">
     <w:nsid w:val="7BDC081B"/>
     <w:multiLevelType w:val="multilevel"/>
     <w:tmpl w:val="2D929578"/>
@@ -4456,6 +5217,12 @@
     <w:abstractNumId w:val="5"/>
   </w:num>
   <w:num w:numId="12" w16cid:durableId="1323464001">
+    <w:abstractNumId w:val="13"/>
+  </w:num>
+  <w:num w:numId="13" w16cid:durableId="855651294">
+    <w:abstractNumId w:val="12"/>
+  </w:num>
+  <w:num w:numId="14" w16cid:durableId="689334315">
     <w:abstractNumId w:val="11"/>
   </w:num>
 </w:numbering>
